--- a/backend-exhibits/Google to Microsoft Standard included.docx
+++ b/backend-exhibits/Google to Microsoft Standard included.docx
@@ -39,14 +39,14 @@
               <w:ind w:left="52"/>
               <w:jc w:val="center"/>
               <w:rPr>
-                <w:rFonts w:ascii="Arial" w:hAnsi="Arial" w:cs="Arial"/>
-                <w:sz w:val="21"/>
-                <w:szCs w:val="21"/>
-              </w:rPr>
-            </w:pPr>
-            <w:r>
-              <w:rPr>
-                <w:rFonts w:ascii="Arial" w:eastAsia="Arial" w:hAnsi="Arial" w:cs="Arial"/>
+                <w:rFonts w:ascii="Arial" w:hAnsi="Arial" w:cs="Arial" w:eastAsia="Arial"/>
+                <w:sz w:val="21"/>
+                <w:szCs w:val="21"/>
+              </w:rPr>
+            </w:pPr>
+            <w:r>
+              <w:rPr>
+                <w:rFonts w:ascii="Arial" w:hAnsi="Arial" w:cs="Arial" w:eastAsia="Arial"/>
                 <w:b/>
                 <w:sz w:val="21"/>
                 <w:szCs w:val="21"/>
@@ -55,7 +55,7 @@
             </w:r>
             <w:r>
               <w:rPr>
-                <w:rFonts w:ascii="Arial" w:eastAsia="Arial" w:hAnsi="Arial" w:cs="Arial"/>
+                <w:rFonts w:ascii="Arial" w:hAnsi="Arial" w:cs="Arial" w:eastAsia="Arial"/>
                 <w:b/>
                 <w:sz w:val="21"/>
                 <w:szCs w:val="21"/>
@@ -64,7 +64,7 @@
             </w:r>
             <w:r>
               <w:rPr>
-                <w:rFonts w:ascii="Arial" w:eastAsia="Arial" w:hAnsi="Arial" w:cs="Arial"/>
+                <w:rFonts w:ascii="Arial" w:hAnsi="Arial" w:cs="Arial" w:eastAsia="Arial"/>
                 <w:b/>
                 <w:sz w:val="21"/>
                 <w:szCs w:val="21"/>
@@ -73,7 +73,7 @@
             </w:r>
             <w:r>
               <w:rPr>
-                <w:rFonts w:ascii="Arial" w:eastAsia="Arial" w:hAnsi="Arial" w:cs="Arial"/>
+                <w:rFonts w:ascii="Arial" w:hAnsi="Arial" w:cs="Arial" w:eastAsia="Arial"/>
                 <w:b/>
                 <w:sz w:val="21"/>
                 <w:szCs w:val="21"/>
@@ -82,7 +82,7 @@
             </w:r>
             <w:r>
               <w:rPr>
-                <w:rFonts w:ascii="Arial" w:eastAsia="Arial" w:hAnsi="Arial" w:cs="Arial"/>
+                <w:rFonts w:ascii="Arial" w:hAnsi="Arial" w:cs="Arial" w:eastAsia="Arial"/>
                 <w:b/>
                 <w:sz w:val="21"/>
                 <w:szCs w:val="21"/>
@@ -91,7 +91,7 @@
             </w:r>
             <w:r>
               <w:rPr>
-                <w:rFonts w:ascii="Arial" w:eastAsia="Arial" w:hAnsi="Arial" w:cs="Arial"/>
+                <w:rFonts w:ascii="Arial" w:hAnsi="Arial" w:cs="Arial" w:eastAsia="Arial"/>
                 <w:b/>
                 <w:sz w:val="21"/>
                 <w:szCs w:val="21"/>
@@ -119,16 +119,16 @@
             <w:pPr>
               <w:ind w:left="3"/>
               <w:rPr>
-                <w:rFonts w:ascii="Arial" w:hAnsi="Arial" w:cs="Arial"/>
-                <w:b/>
-                <w:bCs/>
-                <w:sz w:val="21"/>
-                <w:szCs w:val="21"/>
-              </w:rPr>
-            </w:pPr>
-            <w:r>
-              <w:rPr>
-                <w:rFonts w:ascii="Arial" w:hAnsi="Arial" w:cs="Arial"/>
+                <w:rFonts w:ascii="Arial" w:hAnsi="Arial" w:cs="Arial" w:eastAsia="Arial"/>
+                <w:b/>
+                <w:bCs/>
+                <w:sz w:val="21"/>
+                <w:szCs w:val="21"/>
+              </w:rPr>
+            </w:pPr>
+            <w:r>
+              <w:rPr>
+                <w:rFonts w:ascii="Arial" w:hAnsi="Arial" w:cs="Arial" w:eastAsia="Arial"/>
                 <w:b/>
                 <w:bCs/>
                 <w:sz w:val="21"/>
@@ -151,14 +151,14 @@
           <w:p>
             <w:pPr>
               <w:rPr>
-                <w:rFonts w:ascii="Arial" w:hAnsi="Arial" w:cs="Arial"/>
-                <w:sz w:val="21"/>
-                <w:szCs w:val="21"/>
-              </w:rPr>
-            </w:pPr>
-            <w:r>
-              <w:rPr>
-                <w:rFonts w:ascii="Arial" w:hAnsi="Arial" w:cs="Arial"/>
+                <w:rFonts w:ascii="Arial" w:hAnsi="Arial" w:cs="Arial" w:eastAsia="Arial"/>
+                <w:sz w:val="21"/>
+                <w:szCs w:val="21"/>
+              </w:rPr>
+            </w:pPr>
+            <w:r>
+              <w:rPr>
+                <w:rFonts w:ascii="Arial" w:hAnsi="Arial" w:cs="Arial" w:eastAsia="Arial"/>
                 <w:sz w:val="21"/>
                 <w:szCs w:val="21"/>
               </w:rPr>
@@ -166,7 +166,7 @@
             </w:r>
             <w:r>
               <w:rPr>
-                <w:rFonts w:ascii="Arial" w:hAnsi="Arial" w:cs="Arial"/>
+                <w:rFonts w:ascii="Arial" w:hAnsi="Arial" w:cs="Arial" w:eastAsia="Arial"/>
                 <w:sz w:val="21"/>
                 <w:szCs w:val="21"/>
               </w:rPr>
@@ -193,16 +193,16 @@
             <w:pPr>
               <w:ind w:left="3"/>
               <w:rPr>
-                <w:rFonts w:ascii="Arial" w:hAnsi="Arial" w:cs="Arial"/>
-                <w:b/>
-                <w:bCs/>
-                <w:sz w:val="21"/>
-                <w:szCs w:val="21"/>
-              </w:rPr>
-            </w:pPr>
-            <w:r>
-              <w:rPr>
-                <w:rFonts w:ascii="Arial" w:hAnsi="Arial" w:cs="Arial"/>
+                <w:rFonts w:ascii="Arial" w:hAnsi="Arial" w:cs="Arial" w:eastAsia="Arial"/>
+                <w:b/>
+                <w:bCs/>
+                <w:sz w:val="21"/>
+                <w:szCs w:val="21"/>
+              </w:rPr>
+            </w:pPr>
+            <w:r>
+              <w:rPr>
+                <w:rFonts w:ascii="Arial" w:hAnsi="Arial" w:cs="Arial" w:eastAsia="Arial"/>
                 <w:b/>
                 <w:bCs/>
                 <w:sz w:val="21"/>
@@ -226,14 +226,14 @@
             <w:pPr>
               <w:spacing w:line="240" w:lineRule="auto"/>
               <w:rPr>
-                <w:rFonts w:ascii="Arial" w:eastAsia="Times New Roman" w:hAnsi="Arial" w:cs="Arial"/>
-                <w:sz w:val="21"/>
-                <w:szCs w:val="21"/>
-              </w:rPr>
-            </w:pPr>
-            <w:r>
-              <w:rPr>
-                <w:rFonts w:ascii="Arial" w:hAnsi="Arial" w:cs="Arial"/>
+                <w:rFonts w:ascii="Arial" w:hAnsi="Arial" w:cs="Arial" w:eastAsia="Arial"/>
+                <w:sz w:val="21"/>
+                <w:szCs w:val="21"/>
+              </w:rPr>
+            </w:pPr>
+            <w:r>
+              <w:rPr>
+                <w:rFonts w:ascii="Arial" w:hAnsi="Arial" w:cs="Arial" w:eastAsia="Arial"/>
                 <w:sz w:val="21"/>
                 <w:szCs w:val="21"/>
               </w:rPr>
@@ -243,7 +243,7 @@
           <w:p>
             <w:pPr>
               <w:rPr>
-                <w:rFonts w:ascii="Arial" w:hAnsi="Arial" w:cs="Arial"/>
+                <w:rFonts w:ascii="Arial" w:hAnsi="Arial" w:cs="Arial" w:eastAsia="Arial"/>
                 <w:sz w:val="21"/>
                 <w:szCs w:val="21"/>
               </w:rPr>
@@ -269,16 +269,16 @@
             <w:pPr>
               <w:ind w:left="3"/>
               <w:rPr>
-                <w:rFonts w:ascii="Arial" w:hAnsi="Arial" w:cs="Arial"/>
-                <w:b/>
-                <w:bCs/>
-                <w:sz w:val="21"/>
-                <w:szCs w:val="21"/>
-              </w:rPr>
-            </w:pPr>
-            <w:r>
-              <w:rPr>
-                <w:rFonts w:ascii="Arial" w:hAnsi="Arial" w:cs="Arial"/>
+                <w:rFonts w:ascii="Arial" w:hAnsi="Arial" w:cs="Arial" w:eastAsia="Arial"/>
+                <w:b/>
+                <w:bCs/>
+                <w:sz w:val="21"/>
+                <w:szCs w:val="21"/>
+              </w:rPr>
+            </w:pPr>
+            <w:r>
+              <w:rPr>
+                <w:rFonts w:ascii="Arial" w:hAnsi="Arial" w:cs="Arial" w:eastAsia="Arial"/>
                 <w:b/>
                 <w:bCs/>
                 <w:sz w:val="21"/>
@@ -302,14 +302,14 @@
             <w:pPr>
               <w:spacing w:line="240" w:lineRule="auto"/>
               <w:rPr>
-                <w:rFonts w:ascii="Arial" w:hAnsi="Arial" w:cs="Arial"/>
-                <w:sz w:val="21"/>
-                <w:szCs w:val="21"/>
-              </w:rPr>
-            </w:pPr>
-            <w:r>
-              <w:rPr>
-                <w:rFonts w:ascii="Arial" w:hAnsi="Arial" w:cs="Arial"/>
+                <w:rFonts w:ascii="Arial" w:hAnsi="Arial" w:cs="Arial" w:eastAsia="Arial"/>
+                <w:sz w:val="21"/>
+                <w:szCs w:val="21"/>
+              </w:rPr>
+            </w:pPr>
+            <w:r>
+              <w:rPr>
+                <w:rFonts w:ascii="Arial" w:hAnsi="Arial" w:cs="Arial" w:eastAsia="Arial"/>
                 <w:sz w:val="21"/>
                 <w:szCs w:val="21"/>
               </w:rPr>
@@ -318,7 +318,7 @@
             <w:proofErr w:type="spellStart"/>
             <w:r>
               <w:rPr>
-                <w:rFonts w:ascii="Arial" w:hAnsi="Arial" w:cs="Arial"/>
+                <w:rFonts w:ascii="Arial" w:hAnsi="Arial" w:cs="Arial" w:eastAsia="Arial"/>
                 <w:sz w:val="21"/>
                 <w:szCs w:val="21"/>
               </w:rPr>
@@ -327,7 +327,7 @@
             <w:proofErr w:type="spellEnd"/>
             <w:r>
               <w:rPr>
-                <w:rFonts w:ascii="Arial" w:hAnsi="Arial" w:cs="Arial"/>
+                <w:rFonts w:ascii="Arial" w:hAnsi="Arial" w:cs="Arial" w:eastAsia="Arial"/>
                 <w:sz w:val="21"/>
                 <w:szCs w:val="21"/>
               </w:rPr>
@@ -354,16 +354,16 @@
             <w:pPr>
               <w:ind w:left="3"/>
               <w:rPr>
-                <w:rFonts w:ascii="Arial" w:hAnsi="Arial" w:cs="Arial"/>
-                <w:b/>
-                <w:bCs/>
-                <w:sz w:val="21"/>
-                <w:szCs w:val="21"/>
-              </w:rPr>
-            </w:pPr>
-            <w:r>
-              <w:rPr>
-                <w:rFonts w:ascii="Arial" w:hAnsi="Arial" w:cs="Arial"/>
+                <w:rFonts w:ascii="Arial" w:hAnsi="Arial" w:cs="Arial" w:eastAsia="Arial"/>
+                <w:b/>
+                <w:bCs/>
+                <w:sz w:val="21"/>
+                <w:szCs w:val="21"/>
+              </w:rPr>
+            </w:pPr>
+            <w:r>
+              <w:rPr>
+                <w:rFonts w:ascii="Arial" w:hAnsi="Arial" w:cs="Arial" w:eastAsia="Arial"/>
                 <w:b/>
                 <w:bCs/>
                 <w:sz w:val="21"/>
@@ -386,14 +386,14 @@
           <w:p>
             <w:pPr>
               <w:rPr>
-                <w:rFonts w:ascii="Arial" w:hAnsi="Arial" w:cs="Arial"/>
-                <w:sz w:val="21"/>
-                <w:szCs w:val="21"/>
-              </w:rPr>
-            </w:pPr>
-            <w:r>
-              <w:rPr>
-                <w:rFonts w:ascii="Arial" w:hAnsi="Arial" w:cs="Arial"/>
+                <w:rFonts w:ascii="Arial" w:hAnsi="Arial" w:cs="Arial" w:eastAsia="Arial"/>
+                <w:sz w:val="21"/>
+                <w:szCs w:val="21"/>
+              </w:rPr>
+            </w:pPr>
+            <w:r>
+              <w:rPr>
+                <w:rFonts w:ascii="Arial" w:hAnsi="Arial" w:cs="Arial" w:eastAsia="Arial"/>
                 <w:sz w:val="21"/>
                 <w:szCs w:val="21"/>
               </w:rPr>
@@ -420,16 +420,16 @@
             <w:pPr>
               <w:ind w:left="3"/>
               <w:rPr>
-                <w:rFonts w:ascii="Arial" w:hAnsi="Arial" w:cs="Arial"/>
-                <w:b/>
-                <w:bCs/>
-                <w:sz w:val="21"/>
-                <w:szCs w:val="21"/>
-              </w:rPr>
-            </w:pPr>
-            <w:r>
-              <w:rPr>
-                <w:rFonts w:ascii="Arial" w:hAnsi="Arial" w:cs="Arial"/>
+                <w:rFonts w:ascii="Arial" w:hAnsi="Arial" w:cs="Arial" w:eastAsia="Arial"/>
+                <w:b/>
+                <w:bCs/>
+                <w:sz w:val="21"/>
+                <w:szCs w:val="21"/>
+              </w:rPr>
+            </w:pPr>
+            <w:r>
+              <w:rPr>
+                <w:rFonts w:ascii="Arial" w:hAnsi="Arial" w:cs="Arial" w:eastAsia="Arial"/>
                 <w:b/>
                 <w:bCs/>
                 <w:sz w:val="21"/>
@@ -452,14 +452,14 @@
           <w:p>
             <w:pPr>
               <w:rPr>
-                <w:rFonts w:ascii="Arial" w:hAnsi="Arial" w:cs="Arial"/>
-                <w:sz w:val="21"/>
-                <w:szCs w:val="21"/>
-              </w:rPr>
-            </w:pPr>
-            <w:r>
-              <w:rPr>
-                <w:rFonts w:ascii="Arial" w:hAnsi="Arial" w:cs="Arial"/>
+                <w:rFonts w:ascii="Arial" w:hAnsi="Arial" w:cs="Arial" w:eastAsia="Arial"/>
+                <w:sz w:val="21"/>
+                <w:szCs w:val="21"/>
+              </w:rPr>
+            </w:pPr>
+            <w:r>
+              <w:rPr>
+                <w:rFonts w:ascii="Arial" w:hAnsi="Arial" w:cs="Arial" w:eastAsia="Arial"/>
                 <w:sz w:val="21"/>
                 <w:szCs w:val="21"/>
               </w:rPr>
@@ -486,16 +486,16 @@
             <w:pPr>
               <w:ind w:left="3"/>
               <w:rPr>
-                <w:rFonts w:ascii="Arial" w:hAnsi="Arial" w:cs="Arial"/>
-                <w:b/>
-                <w:bCs/>
-                <w:sz w:val="21"/>
-                <w:szCs w:val="21"/>
-              </w:rPr>
-            </w:pPr>
-            <w:r>
-              <w:rPr>
-                <w:rFonts w:ascii="Arial" w:hAnsi="Arial" w:cs="Arial"/>
+                <w:rFonts w:ascii="Arial" w:hAnsi="Arial" w:cs="Arial" w:eastAsia="Arial"/>
+                <w:b/>
+                <w:bCs/>
+                <w:sz w:val="21"/>
+                <w:szCs w:val="21"/>
+              </w:rPr>
+            </w:pPr>
+            <w:r>
+              <w:rPr>
+                <w:rFonts w:ascii="Arial" w:hAnsi="Arial" w:cs="Arial" w:eastAsia="Arial"/>
                 <w:b/>
                 <w:bCs/>
                 <w:sz w:val="21"/>
@@ -518,7 +518,7 @@
           <w:p>
             <w:pPr>
               <w:rPr>
-                <w:rFonts w:ascii="Arial" w:hAnsi="Arial" w:cs="Arial"/>
+                <w:rFonts w:ascii="Arial" w:hAnsi="Arial" w:cs="Arial" w:eastAsia="Arial"/>
                 <w:sz w:val="21"/>
                 <w:szCs w:val="21"/>
               </w:rPr>
@@ -526,7 +526,7 @@
             <w:proofErr w:type="spellStart"/>
             <w:r>
               <w:rPr>
-                <w:rFonts w:ascii="Arial" w:hAnsi="Arial" w:cs="Arial"/>
+                <w:rFonts w:ascii="Arial" w:hAnsi="Arial" w:cs="Arial" w:eastAsia="Arial"/>
                 <w:sz w:val="21"/>
                 <w:szCs w:val="21"/>
               </w:rPr>
@@ -535,7 +535,7 @@
             <w:proofErr w:type="spellEnd"/>
             <w:r>
               <w:rPr>
-                <w:rFonts w:ascii="Arial" w:hAnsi="Arial" w:cs="Arial"/>
+                <w:rFonts w:ascii="Arial" w:hAnsi="Arial" w:cs="Arial" w:eastAsia="Arial"/>
                 <w:sz w:val="21"/>
                 <w:szCs w:val="21"/>
               </w:rPr>
@@ -562,16 +562,16 @@
             <w:pPr>
               <w:ind w:left="3"/>
               <w:rPr>
-                <w:rFonts w:ascii="Arial" w:hAnsi="Arial" w:cs="Arial"/>
-                <w:b/>
-                <w:bCs/>
-                <w:sz w:val="21"/>
-                <w:szCs w:val="21"/>
-              </w:rPr>
-            </w:pPr>
-            <w:r>
-              <w:rPr>
-                <w:rFonts w:ascii="Arial" w:hAnsi="Arial" w:cs="Arial"/>
+                <w:rFonts w:ascii="Arial" w:hAnsi="Arial" w:cs="Arial" w:eastAsia="Arial"/>
+                <w:b/>
+                <w:bCs/>
+                <w:sz w:val="21"/>
+                <w:szCs w:val="21"/>
+              </w:rPr>
+            </w:pPr>
+            <w:r>
+              <w:rPr>
+                <w:rFonts w:ascii="Arial" w:hAnsi="Arial" w:cs="Arial" w:eastAsia="Arial"/>
                 <w:b/>
                 <w:bCs/>
                 <w:sz w:val="21"/>
@@ -594,7 +594,7 @@
           <w:p>
             <w:pPr>
               <w:rPr>
-                <w:rFonts w:ascii="Arial" w:hAnsi="Arial" w:cs="Arial"/>
+                <w:rFonts w:ascii="Arial" w:hAnsi="Arial" w:cs="Arial" w:eastAsia="Arial"/>
                 <w:sz w:val="21"/>
                 <w:szCs w:val="21"/>
               </w:rPr>
@@ -602,7 +602,7 @@
             <w:proofErr w:type="spellStart"/>
             <w:r>
               <w:rPr>
-                <w:rFonts w:ascii="Arial" w:hAnsi="Arial" w:cs="Arial"/>
+                <w:rFonts w:ascii="Arial" w:hAnsi="Arial" w:cs="Arial" w:eastAsia="Arial"/>
                 <w:sz w:val="21"/>
                 <w:szCs w:val="21"/>
               </w:rPr>
@@ -611,7 +611,7 @@
             <w:proofErr w:type="spellEnd"/>
             <w:r>
               <w:rPr>
-                <w:rFonts w:ascii="Arial" w:hAnsi="Arial" w:cs="Arial"/>
+                <w:rFonts w:ascii="Arial" w:hAnsi="Arial" w:cs="Arial" w:eastAsia="Arial"/>
                 <w:sz w:val="21"/>
                 <w:szCs w:val="21"/>
               </w:rPr>
@@ -638,16 +638,16 @@
             <w:pPr>
               <w:ind w:left="3"/>
               <w:rPr>
-                <w:rFonts w:ascii="Arial" w:hAnsi="Arial" w:cs="Arial"/>
-                <w:b/>
-                <w:bCs/>
-                <w:sz w:val="21"/>
-                <w:szCs w:val="21"/>
-              </w:rPr>
-            </w:pPr>
-            <w:r>
-              <w:rPr>
-                <w:rFonts w:ascii="Arial" w:hAnsi="Arial" w:cs="Arial"/>
+                <w:rFonts w:ascii="Arial" w:hAnsi="Arial" w:cs="Arial" w:eastAsia="Arial"/>
+                <w:b/>
+                <w:bCs/>
+                <w:sz w:val="21"/>
+                <w:szCs w:val="21"/>
+              </w:rPr>
+            </w:pPr>
+            <w:r>
+              <w:rPr>
+                <w:rFonts w:ascii="Arial" w:hAnsi="Arial" w:cs="Arial" w:eastAsia="Arial"/>
                 <w:b/>
                 <w:bCs/>
                 <w:sz w:val="21"/>
@@ -670,7 +670,7 @@
           <w:p>
             <w:pPr>
               <w:rPr>
-                <w:rFonts w:ascii="Arial" w:hAnsi="Arial" w:cs="Arial"/>
+                <w:rFonts w:ascii="Arial" w:hAnsi="Arial" w:cs="Arial" w:eastAsia="Arial"/>
                 <w:sz w:val="21"/>
                 <w:szCs w:val="21"/>
               </w:rPr>
@@ -678,7 +678,7 @@
             <w:proofErr w:type="spellStart"/>
             <w:r>
               <w:rPr>
-                <w:rFonts w:ascii="Arial" w:hAnsi="Arial" w:cs="Arial"/>
+                <w:rFonts w:ascii="Arial" w:hAnsi="Arial" w:cs="Arial" w:eastAsia="Arial"/>
                 <w:sz w:val="21"/>
                 <w:szCs w:val="21"/>
               </w:rPr>
@@ -687,7 +687,7 @@
             <w:proofErr w:type="spellEnd"/>
             <w:r>
               <w:rPr>
-                <w:rFonts w:ascii="Arial" w:hAnsi="Arial" w:cs="Arial"/>
+                <w:rFonts w:ascii="Arial" w:hAnsi="Arial" w:cs="Arial" w:eastAsia="Arial"/>
                 <w:sz w:val="21"/>
                 <w:szCs w:val="21"/>
               </w:rPr>
@@ -714,16 +714,16 @@
             <w:pPr>
               <w:ind w:left="3"/>
               <w:rPr>
-                <w:rFonts w:ascii="Arial" w:hAnsi="Arial" w:cs="Arial"/>
-                <w:b/>
-                <w:bCs/>
-                <w:sz w:val="21"/>
-                <w:szCs w:val="21"/>
-              </w:rPr>
-            </w:pPr>
-            <w:r>
-              <w:rPr>
-                <w:rFonts w:ascii="Arial" w:hAnsi="Arial" w:cs="Arial"/>
+                <w:rFonts w:ascii="Arial" w:hAnsi="Arial" w:cs="Arial" w:eastAsia="Arial"/>
+                <w:b/>
+                <w:bCs/>
+                <w:sz w:val="21"/>
+                <w:szCs w:val="21"/>
+              </w:rPr>
+            </w:pPr>
+            <w:r>
+              <w:rPr>
+                <w:rFonts w:ascii="Arial" w:hAnsi="Arial" w:cs="Arial" w:eastAsia="Arial"/>
                 <w:b/>
                 <w:bCs/>
                 <w:sz w:val="21"/>
@@ -746,7 +746,7 @@
           <w:p>
             <w:pPr>
               <w:rPr>
-                <w:rFonts w:ascii="Arial" w:hAnsi="Arial" w:cs="Arial"/>
+                <w:rFonts w:ascii="Arial" w:hAnsi="Arial" w:cs="Arial" w:eastAsia="Arial"/>
                 <w:sz w:val="21"/>
                 <w:szCs w:val="21"/>
               </w:rPr>
@@ -754,7 +754,7 @@
             <w:proofErr w:type="spellStart"/>
             <w:r>
               <w:rPr>
-                <w:rFonts w:ascii="Arial" w:hAnsi="Arial" w:cs="Arial"/>
+                <w:rFonts w:ascii="Arial" w:hAnsi="Arial" w:cs="Arial" w:eastAsia="Arial"/>
                 <w:sz w:val="21"/>
                 <w:szCs w:val="21"/>
               </w:rPr>
@@ -763,7 +763,7 @@
             <w:proofErr w:type="spellEnd"/>
             <w:r>
               <w:rPr>
-                <w:rFonts w:ascii="Arial" w:hAnsi="Arial" w:cs="Arial"/>
+                <w:rFonts w:ascii="Arial" w:hAnsi="Arial" w:cs="Arial" w:eastAsia="Arial"/>
                 <w:sz w:val="21"/>
                 <w:szCs w:val="21"/>
               </w:rPr>
@@ -790,16 +790,16 @@
             <w:pPr>
               <w:ind w:left="3"/>
               <w:rPr>
-                <w:rFonts w:ascii="Arial" w:hAnsi="Arial" w:cs="Arial"/>
-                <w:b/>
-                <w:bCs/>
-                <w:sz w:val="21"/>
-                <w:szCs w:val="21"/>
-              </w:rPr>
-            </w:pPr>
-            <w:r>
-              <w:rPr>
-                <w:rFonts w:ascii="Arial" w:hAnsi="Arial" w:cs="Arial"/>
+                <w:rFonts w:ascii="Arial" w:hAnsi="Arial" w:cs="Arial" w:eastAsia="Arial"/>
+                <w:b/>
+                <w:bCs/>
+                <w:sz w:val="21"/>
+                <w:szCs w:val="21"/>
+              </w:rPr>
+            </w:pPr>
+            <w:r>
+              <w:rPr>
+                <w:rFonts w:ascii="Arial" w:hAnsi="Arial" w:cs="Arial" w:eastAsia="Arial"/>
                 <w:b/>
                 <w:bCs/>
                 <w:sz w:val="21"/>
@@ -822,7 +822,7 @@
           <w:p>
             <w:pPr>
               <w:rPr>
-                <w:rFonts w:ascii="Arial" w:hAnsi="Arial" w:cs="Arial"/>
+                <w:rFonts w:ascii="Arial" w:hAnsi="Arial" w:cs="Arial" w:eastAsia="Arial"/>
                 <w:sz w:val="21"/>
                 <w:szCs w:val="21"/>
               </w:rPr>
@@ -830,7 +830,7 @@
             <w:proofErr w:type="spellStart"/>
             <w:r>
               <w:rPr>
-                <w:rFonts w:ascii="Arial" w:hAnsi="Arial" w:cs="Arial"/>
+                <w:rFonts w:ascii="Arial" w:hAnsi="Arial" w:cs="Arial" w:eastAsia="Arial"/>
                 <w:sz w:val="21"/>
                 <w:szCs w:val="21"/>
               </w:rPr>
@@ -839,7 +839,7 @@
             <w:proofErr w:type="spellEnd"/>
             <w:r>
               <w:rPr>
-                <w:rFonts w:ascii="Arial" w:hAnsi="Arial" w:cs="Arial"/>
+                <w:rFonts w:ascii="Arial" w:hAnsi="Arial" w:cs="Arial" w:eastAsia="Arial"/>
                 <w:sz w:val="21"/>
                 <w:szCs w:val="21"/>
               </w:rPr>
@@ -848,7 +848,7 @@
             <w:proofErr w:type="gramStart"/>
             <w:r>
               <w:rPr>
-                <w:rFonts w:ascii="Arial" w:hAnsi="Arial" w:cs="Arial"/>
+                <w:rFonts w:ascii="Arial" w:hAnsi="Arial" w:cs="Arial" w:eastAsia="Arial"/>
                 <w:sz w:val="21"/>
                 <w:szCs w:val="21"/>
               </w:rPr>
@@ -857,7 +857,7 @@
             <w:proofErr w:type="gramEnd"/>
             <w:r>
               <w:rPr>
-                <w:rFonts w:ascii="Arial" w:hAnsi="Arial" w:cs="Arial"/>
+                <w:rFonts w:ascii="Arial" w:hAnsi="Arial" w:cs="Arial" w:eastAsia="Arial"/>
                 <w:sz w:val="21"/>
                 <w:szCs w:val="21"/>
               </w:rPr>
@@ -884,16 +884,16 @@
             <w:pPr>
               <w:ind w:left="3"/>
               <w:rPr>
-                <w:rFonts w:ascii="Arial" w:hAnsi="Arial" w:cs="Arial"/>
-                <w:b/>
-                <w:bCs/>
-                <w:sz w:val="21"/>
-                <w:szCs w:val="21"/>
-              </w:rPr>
-            </w:pPr>
-            <w:r>
-              <w:rPr>
-                <w:rFonts w:ascii="Arial" w:hAnsi="Arial" w:cs="Arial"/>
+                <w:rFonts w:ascii="Arial" w:hAnsi="Arial" w:cs="Arial" w:eastAsia="Arial"/>
+                <w:b/>
+                <w:bCs/>
+                <w:sz w:val="21"/>
+                <w:szCs w:val="21"/>
+              </w:rPr>
+            </w:pPr>
+            <w:r>
+              <w:rPr>
+                <w:rFonts w:ascii="Arial" w:hAnsi="Arial" w:cs="Arial" w:eastAsia="Arial"/>
                 <w:b/>
                 <w:bCs/>
                 <w:sz w:val="21"/>
@@ -916,7 +916,7 @@
           <w:p>
             <w:pPr>
               <w:rPr>
-                <w:rFonts w:ascii="Arial" w:hAnsi="Arial" w:cs="Arial"/>
+                <w:rFonts w:ascii="Arial" w:hAnsi="Arial" w:cs="Arial" w:eastAsia="Arial"/>
                 <w:sz w:val="21"/>
                 <w:szCs w:val="21"/>
               </w:rPr>
@@ -924,7 +924,7 @@
             <w:proofErr w:type="spellStart"/>
             <w:r>
               <w:rPr>
-                <w:rFonts w:ascii="Arial" w:hAnsi="Arial" w:cs="Arial"/>
+                <w:rFonts w:ascii="Arial" w:hAnsi="Arial" w:cs="Arial" w:eastAsia="Arial"/>
                 <w:sz w:val="21"/>
                 <w:szCs w:val="21"/>
               </w:rPr>
@@ -933,7 +933,7 @@
             <w:proofErr w:type="spellEnd"/>
             <w:r>
               <w:rPr>
-                <w:rFonts w:ascii="Arial" w:hAnsi="Arial" w:cs="Arial"/>
+                <w:rFonts w:ascii="Arial" w:hAnsi="Arial" w:cs="Arial" w:eastAsia="Arial"/>
                 <w:sz w:val="21"/>
                 <w:szCs w:val="21"/>
               </w:rPr>
@@ -960,16 +960,16 @@
             <w:pPr>
               <w:ind w:left="3"/>
               <w:rPr>
-                <w:rFonts w:ascii="Arial" w:hAnsi="Arial" w:cs="Arial"/>
-                <w:b/>
-                <w:bCs/>
-                <w:sz w:val="21"/>
-                <w:szCs w:val="21"/>
-              </w:rPr>
-            </w:pPr>
-            <w:r>
-              <w:rPr>
-                <w:rFonts w:ascii="Arial" w:hAnsi="Arial" w:cs="Arial"/>
+                <w:rFonts w:ascii="Arial" w:hAnsi="Arial" w:cs="Arial" w:eastAsia="Arial"/>
+                <w:b/>
+                <w:bCs/>
+                <w:sz w:val="21"/>
+                <w:szCs w:val="21"/>
+              </w:rPr>
+            </w:pPr>
+            <w:r>
+              <w:rPr>
+                <w:rFonts w:ascii="Arial" w:hAnsi="Arial" w:cs="Arial" w:eastAsia="Arial"/>
                 <w:b/>
                 <w:bCs/>
                 <w:sz w:val="21"/>
@@ -992,14 +992,14 @@
           <w:p>
             <w:pPr>
               <w:rPr>
-                <w:rFonts w:ascii="Arial" w:hAnsi="Arial" w:cs="Arial"/>
-                <w:sz w:val="21"/>
-                <w:szCs w:val="21"/>
-              </w:rPr>
-            </w:pPr>
-            <w:r>
-              <w:rPr>
-                <w:rFonts w:ascii="Arial" w:hAnsi="Arial" w:cs="Arial"/>
+                <w:rFonts w:ascii="Arial" w:hAnsi="Arial" w:cs="Arial" w:eastAsia="Arial"/>
+                <w:sz w:val="21"/>
+                <w:szCs w:val="21"/>
+              </w:rPr>
+            </w:pPr>
+            <w:r>
+              <w:rPr>
+                <w:rFonts w:ascii="Arial" w:hAnsi="Arial" w:cs="Arial" w:eastAsia="Arial"/>
                 <w:sz w:val="21"/>
                 <w:szCs w:val="21"/>
               </w:rPr>
@@ -1026,16 +1026,16 @@
             <w:pPr>
               <w:ind w:left="3"/>
               <w:rPr>
-                <w:rFonts w:ascii="Arial" w:hAnsi="Arial" w:cs="Arial"/>
-                <w:b/>
-                <w:bCs/>
-                <w:sz w:val="21"/>
-                <w:szCs w:val="21"/>
-              </w:rPr>
-            </w:pPr>
-            <w:r>
-              <w:rPr>
-                <w:rFonts w:ascii="Arial" w:hAnsi="Arial" w:cs="Arial"/>
+                <w:rFonts w:ascii="Arial" w:hAnsi="Arial" w:cs="Arial" w:eastAsia="Arial"/>
+                <w:b/>
+                <w:bCs/>
+                <w:sz w:val="21"/>
+                <w:szCs w:val="21"/>
+              </w:rPr>
+            </w:pPr>
+            <w:r>
+              <w:rPr>
+                <w:rFonts w:ascii="Arial" w:hAnsi="Arial" w:cs="Arial" w:eastAsia="Arial"/>
                 <w:b/>
                 <w:bCs/>
                 <w:sz w:val="21"/>
@@ -1059,14 +1059,14 @@
             <w:pPr>
               <w:spacing w:line="240" w:lineRule="auto"/>
               <w:rPr>
-                <w:rFonts w:ascii="Arial" w:eastAsia="Times New Roman" w:hAnsi="Arial" w:cs="Arial"/>
-                <w:sz w:val="21"/>
-                <w:szCs w:val="21"/>
-              </w:rPr>
-            </w:pPr>
-            <w:r>
-              <w:rPr>
-                <w:rFonts w:ascii="Arial" w:hAnsi="Arial" w:cs="Arial"/>
+                <w:rFonts w:ascii="Arial" w:hAnsi="Arial" w:cs="Arial" w:eastAsia="Arial"/>
+                <w:sz w:val="21"/>
+                <w:szCs w:val="21"/>
+              </w:rPr>
+            </w:pPr>
+            <w:r>
+              <w:rPr>
+                <w:rFonts w:ascii="Arial" w:hAnsi="Arial" w:cs="Arial" w:eastAsia="Arial"/>
                 <w:sz w:val="21"/>
                 <w:szCs w:val="21"/>
               </w:rPr>
@@ -1076,7 +1076,7 @@
           <w:p>
             <w:pPr>
               <w:rPr>
-                <w:rFonts w:ascii="Arial" w:hAnsi="Arial" w:cs="Arial"/>
+                <w:rFonts w:ascii="Arial" w:hAnsi="Arial" w:cs="Arial" w:eastAsia="Arial"/>
                 <w:sz w:val="21"/>
                 <w:szCs w:val="21"/>
               </w:rPr>
@@ -1102,16 +1102,16 @@
             <w:pPr>
               <w:ind w:left="3"/>
               <w:rPr>
-                <w:rFonts w:ascii="Arial" w:hAnsi="Arial" w:cs="Arial"/>
-                <w:b/>
-                <w:bCs/>
-                <w:sz w:val="21"/>
-                <w:szCs w:val="21"/>
-              </w:rPr>
-            </w:pPr>
-            <w:r>
-              <w:rPr>
-                <w:rFonts w:ascii="Arial" w:hAnsi="Arial" w:cs="Arial"/>
+                <w:rFonts w:ascii="Arial" w:hAnsi="Arial" w:cs="Arial" w:eastAsia="Arial"/>
+                <w:b/>
+                <w:bCs/>
+                <w:sz w:val="21"/>
+                <w:szCs w:val="21"/>
+              </w:rPr>
+            </w:pPr>
+            <w:r>
+              <w:rPr>
+                <w:rFonts w:ascii="Arial" w:hAnsi="Arial" w:cs="Arial" w:eastAsia="Arial"/>
                 <w:b/>
                 <w:bCs/>
                 <w:sz w:val="21"/>
@@ -1135,14 +1135,14 @@
             <w:pPr>
               <w:spacing w:line="240" w:lineRule="auto"/>
               <w:rPr>
-                <w:rFonts w:ascii="Arial" w:hAnsi="Arial" w:cs="Arial"/>
-                <w:sz w:val="21"/>
-                <w:szCs w:val="21"/>
-              </w:rPr>
-            </w:pPr>
-            <w:r>
-              <w:rPr>
-                <w:rFonts w:ascii="Arial" w:hAnsi="Arial" w:cs="Arial"/>
+                <w:rFonts w:ascii="Arial" w:hAnsi="Arial" w:cs="Arial" w:eastAsia="Arial"/>
+                <w:sz w:val="21"/>
+                <w:szCs w:val="21"/>
+              </w:rPr>
+            </w:pPr>
+            <w:r>
+              <w:rPr>
+                <w:rFonts w:ascii="Arial" w:hAnsi="Arial" w:cs="Arial" w:eastAsia="Arial"/>
                 <w:sz w:val="21"/>
                 <w:szCs w:val="21"/>
               </w:rPr>
@@ -1169,16 +1169,16 @@
             <w:pPr>
               <w:ind w:left="3"/>
               <w:rPr>
-                <w:rFonts w:ascii="Arial" w:hAnsi="Arial" w:cs="Arial"/>
-                <w:b/>
-                <w:bCs/>
-                <w:sz w:val="21"/>
-                <w:szCs w:val="21"/>
-              </w:rPr>
-            </w:pPr>
-            <w:r>
-              <w:rPr>
-                <w:rFonts w:ascii="Arial" w:hAnsi="Arial" w:cs="Arial"/>
+                <w:rFonts w:ascii="Arial" w:hAnsi="Arial" w:cs="Arial" w:eastAsia="Arial"/>
+                <w:b/>
+                <w:bCs/>
+                <w:sz w:val="21"/>
+                <w:szCs w:val="21"/>
+              </w:rPr>
+            </w:pPr>
+            <w:r>
+              <w:rPr>
+                <w:rFonts w:ascii="Arial" w:hAnsi="Arial" w:cs="Arial" w:eastAsia="Arial"/>
                 <w:b/>
                 <w:bCs/>
                 <w:sz w:val="21"/>
@@ -1202,14 +1202,14 @@
             <w:pPr>
               <w:spacing w:line="240" w:lineRule="auto"/>
               <w:rPr>
-                <w:rFonts w:ascii="Arial" w:hAnsi="Arial" w:cs="Arial"/>
-                <w:sz w:val="21"/>
-                <w:szCs w:val="21"/>
-              </w:rPr>
-            </w:pPr>
-            <w:r>
-              <w:rPr>
-                <w:rFonts w:ascii="Arial" w:hAnsi="Arial" w:cs="Arial"/>
+                <w:rFonts w:ascii="Arial" w:hAnsi="Arial" w:cs="Arial" w:eastAsia="Arial"/>
+                <w:sz w:val="21"/>
+                <w:szCs w:val="21"/>
+              </w:rPr>
+            </w:pPr>
+            <w:r>
+              <w:rPr>
+                <w:rFonts w:ascii="Arial" w:hAnsi="Arial" w:cs="Arial" w:eastAsia="Arial"/>
                 <w:sz w:val="21"/>
                 <w:szCs w:val="21"/>
               </w:rPr>
@@ -1236,16 +1236,16 @@
             <w:pPr>
               <w:ind w:left="3"/>
               <w:rPr>
-                <w:rFonts w:ascii="Arial" w:hAnsi="Arial" w:cs="Arial"/>
-                <w:b/>
-                <w:bCs/>
-                <w:sz w:val="21"/>
-                <w:szCs w:val="21"/>
-              </w:rPr>
-            </w:pPr>
-            <w:r>
-              <w:rPr>
-                <w:rFonts w:ascii="Arial" w:hAnsi="Arial" w:cs="Arial"/>
+                <w:rFonts w:ascii="Arial" w:hAnsi="Arial" w:cs="Arial" w:eastAsia="Arial"/>
+                <w:b/>
+                <w:bCs/>
+                <w:sz w:val="21"/>
+                <w:szCs w:val="21"/>
+              </w:rPr>
+            </w:pPr>
+            <w:r>
+              <w:rPr>
+                <w:rFonts w:ascii="Arial" w:hAnsi="Arial" w:cs="Arial" w:eastAsia="Arial"/>
                 <w:b/>
                 <w:bCs/>
                 <w:sz w:val="21"/>
@@ -1269,14 +1269,14 @@
             <w:pPr>
               <w:spacing w:line="240" w:lineRule="auto"/>
               <w:rPr>
-                <w:rFonts w:ascii="Arial" w:hAnsi="Arial" w:cs="Arial"/>
-                <w:sz w:val="21"/>
-                <w:szCs w:val="21"/>
-              </w:rPr>
-            </w:pPr>
-            <w:r>
-              <w:rPr>
-                <w:rFonts w:ascii="Arial" w:hAnsi="Arial" w:cs="Arial"/>
+                <w:rFonts w:ascii="Arial" w:hAnsi="Arial" w:cs="Arial" w:eastAsia="Arial"/>
+                <w:sz w:val="21"/>
+                <w:szCs w:val="21"/>
+              </w:rPr>
+            </w:pPr>
+            <w:r>
+              <w:rPr>
+                <w:rFonts w:ascii="Arial" w:hAnsi="Arial" w:cs="Arial" w:eastAsia="Arial"/>
                 <w:sz w:val="21"/>
                 <w:szCs w:val="21"/>
               </w:rPr>
@@ -1284,7 +1284,7 @@
             </w:r>
             <w:r>
               <w:rPr>
-                <w:rFonts w:ascii="Arial" w:hAnsi="Arial" w:cs="Arial"/>
+                <w:rFonts w:ascii="Arial" w:hAnsi="Arial" w:cs="Arial" w:eastAsia="Arial"/>
                 <w:sz w:val="21"/>
                 <w:szCs w:val="21"/>
               </w:rPr>
@@ -1345,15 +1345,15 @@
               <w:ind w:left="52"/>
               <w:jc w:val="center"/>
               <w:rPr>
-                <w:rFonts w:ascii="Arial" w:eastAsia="Arial" w:hAnsi="Arial" w:cs="Arial"/>
-                <w:b/>
-                <w:sz w:val="21"/>
-                <w:szCs w:val="21"/>
-              </w:rPr>
-            </w:pPr>
-            <w:r>
-              <w:rPr>
-                <w:rFonts w:ascii="Arial" w:eastAsia="Arial" w:hAnsi="Arial" w:cs="Arial"/>
+                <w:rFonts w:ascii="Arial" w:hAnsi="Arial" w:cs="Arial" w:eastAsia="Arial"/>
+                <w:b/>
+                <w:sz w:val="21"/>
+                <w:szCs w:val="21"/>
+              </w:rPr>
+            </w:pPr>
+            <w:r>
+              <w:rPr>
+                <w:rFonts w:ascii="Arial" w:hAnsi="Arial" w:cs="Arial" w:eastAsia="Arial"/>
                 <w:b/>
                 <w:sz w:val="21"/>
                 <w:szCs w:val="21"/>
@@ -1363,7 +1363,7 @@
             </w:r>
             <w:r>
               <w:rPr>
-                <w:rFonts w:ascii="Arial" w:eastAsia="Arial" w:hAnsi="Arial" w:cs="Arial"/>
+                <w:rFonts w:ascii="Arial" w:hAnsi="Arial" w:cs="Arial" w:eastAsia="Arial"/>
                 <w:b/>
                 <w:sz w:val="21"/>
                 <w:szCs w:val="21"/>
@@ -1372,7 +1372,7 @@
             </w:r>
             <w:r>
               <w:rPr>
-                <w:rFonts w:ascii="Arial" w:eastAsia="Arial" w:hAnsi="Arial" w:cs="Arial"/>
+                <w:rFonts w:ascii="Arial" w:hAnsi="Arial" w:cs="Arial" w:eastAsia="Arial"/>
                 <w:b/>
                 <w:sz w:val="21"/>
                 <w:szCs w:val="21"/>
@@ -1381,7 +1381,7 @@
             </w:r>
             <w:r>
               <w:rPr>
-                <w:rFonts w:ascii="Arial" w:eastAsia="Arial" w:hAnsi="Arial" w:cs="Arial"/>
+                <w:rFonts w:ascii="Arial" w:hAnsi="Arial" w:cs="Arial" w:eastAsia="Arial"/>
                 <w:b/>
                 <w:sz w:val="21"/>
                 <w:szCs w:val="21"/>
@@ -1390,7 +1390,7 @@
             </w:r>
             <w:r>
               <w:rPr>
-                <w:rFonts w:ascii="Arial" w:eastAsia="Arial" w:hAnsi="Arial" w:cs="Arial"/>
+                <w:rFonts w:ascii="Arial" w:hAnsi="Arial" w:cs="Arial" w:eastAsia="Arial"/>
                 <w:b/>
                 <w:sz w:val="21"/>
                 <w:szCs w:val="21"/>
@@ -1418,16 +1418,16 @@
             <w:pPr>
               <w:ind w:left="3"/>
               <w:rPr>
-                <w:rFonts w:ascii="Arial" w:hAnsi="Arial" w:cs="Arial"/>
-                <w:b/>
-                <w:bCs/>
-                <w:sz w:val="21"/>
-                <w:szCs w:val="21"/>
-              </w:rPr>
-            </w:pPr>
-            <w:r>
-              <w:rPr>
-                <w:rFonts w:ascii="Arial" w:hAnsi="Arial" w:cs="Arial"/>
+                <w:rFonts w:ascii="Arial" w:hAnsi="Arial" w:cs="Arial" w:eastAsia="Arial"/>
+                <w:b/>
+                <w:bCs/>
+                <w:sz w:val="21"/>
+                <w:szCs w:val="21"/>
+              </w:rPr>
+            </w:pPr>
+            <w:r>
+              <w:rPr>
+                <w:rFonts w:ascii="Arial" w:hAnsi="Arial" w:cs="Arial" w:eastAsia="Arial"/>
                 <w:b/>
                 <w:bCs/>
                 <w:sz w:val="21"/>
@@ -1450,14 +1450,14 @@
           <w:p>
             <w:pPr>
               <w:rPr>
-                <w:rFonts w:ascii="Arial" w:hAnsi="Arial" w:cs="Arial"/>
-                <w:sz w:val="21"/>
-                <w:szCs w:val="21"/>
-              </w:rPr>
-            </w:pPr>
-            <w:r>
-              <w:rPr>
-                <w:rFonts w:ascii="Arial" w:hAnsi="Arial" w:cs="Arial"/>
+                <w:rFonts w:ascii="Arial" w:hAnsi="Arial" w:cs="Arial" w:eastAsia="Arial"/>
+                <w:sz w:val="21"/>
+                <w:szCs w:val="21"/>
+              </w:rPr>
+            </w:pPr>
+            <w:r>
+              <w:rPr>
+                <w:rFonts w:ascii="Arial" w:hAnsi="Arial" w:cs="Arial" w:eastAsia="Arial"/>
                 <w:sz w:val="21"/>
                 <w:szCs w:val="21"/>
               </w:rPr>
@@ -1465,7 +1465,7 @@
             </w:r>
             <w:r>
               <w:rPr>
-                <w:rFonts w:ascii="Arial" w:hAnsi="Arial" w:cs="Arial"/>
+                <w:rFonts w:ascii="Arial" w:hAnsi="Arial" w:cs="Arial" w:eastAsia="Arial"/>
                 <w:sz w:val="21"/>
                 <w:szCs w:val="21"/>
               </w:rPr>
@@ -1492,16 +1492,16 @@
             <w:pPr>
               <w:ind w:left="3"/>
               <w:rPr>
-                <w:rFonts w:ascii="Arial" w:hAnsi="Arial" w:cs="Arial"/>
-                <w:b/>
-                <w:bCs/>
-                <w:sz w:val="21"/>
-                <w:szCs w:val="21"/>
-              </w:rPr>
-            </w:pPr>
-            <w:r>
-              <w:rPr>
-                <w:rFonts w:ascii="Arial" w:hAnsi="Arial" w:cs="Arial"/>
+                <w:rFonts w:ascii="Arial" w:hAnsi="Arial" w:cs="Arial" w:eastAsia="Arial"/>
+                <w:b/>
+                <w:bCs/>
+                <w:sz w:val="21"/>
+                <w:szCs w:val="21"/>
+              </w:rPr>
+            </w:pPr>
+            <w:r>
+              <w:rPr>
+                <w:rFonts w:ascii="Arial" w:hAnsi="Arial" w:cs="Arial" w:eastAsia="Arial"/>
                 <w:b/>
                 <w:bCs/>
                 <w:sz w:val="21"/>
@@ -1525,14 +1525,14 @@
             <w:pPr>
               <w:spacing w:line="240" w:lineRule="auto"/>
               <w:rPr>
-                <w:rFonts w:ascii="Arial" w:eastAsia="Times New Roman" w:hAnsi="Arial" w:cs="Arial"/>
-                <w:sz w:val="21"/>
-                <w:szCs w:val="21"/>
-              </w:rPr>
-            </w:pPr>
-            <w:r>
-              <w:rPr>
-                <w:rFonts w:ascii="Arial" w:hAnsi="Arial" w:cs="Arial"/>
+                <w:rFonts w:ascii="Arial" w:hAnsi="Arial" w:cs="Arial" w:eastAsia="Arial"/>
+                <w:sz w:val="21"/>
+                <w:szCs w:val="21"/>
+              </w:rPr>
+            </w:pPr>
+            <w:r>
+              <w:rPr>
+                <w:rFonts w:ascii="Arial" w:hAnsi="Arial" w:cs="Arial" w:eastAsia="Arial"/>
                 <w:sz w:val="21"/>
                 <w:szCs w:val="21"/>
               </w:rPr>
@@ -1542,7 +1542,7 @@
           <w:p>
             <w:pPr>
               <w:rPr>
-                <w:rFonts w:ascii="Arial" w:hAnsi="Arial" w:cs="Arial"/>
+                <w:rFonts w:ascii="Arial" w:hAnsi="Arial" w:cs="Arial" w:eastAsia="Arial"/>
                 <w:sz w:val="21"/>
                 <w:szCs w:val="21"/>
               </w:rPr>
@@ -1568,16 +1568,16 @@
             <w:pPr>
               <w:ind w:left="3"/>
               <w:rPr>
-                <w:rFonts w:ascii="Arial" w:hAnsi="Arial" w:cs="Arial"/>
-                <w:b/>
-                <w:bCs/>
-                <w:sz w:val="21"/>
-                <w:szCs w:val="21"/>
-              </w:rPr>
-            </w:pPr>
-            <w:r>
-              <w:rPr>
-                <w:rFonts w:ascii="Arial" w:hAnsi="Arial" w:cs="Arial"/>
+                <w:rFonts w:ascii="Arial" w:hAnsi="Arial" w:cs="Arial" w:eastAsia="Arial"/>
+                <w:b/>
+                <w:bCs/>
+                <w:sz w:val="21"/>
+                <w:szCs w:val="21"/>
+              </w:rPr>
+            </w:pPr>
+            <w:r>
+              <w:rPr>
+                <w:rFonts w:ascii="Arial" w:hAnsi="Arial" w:cs="Arial" w:eastAsia="Arial"/>
                 <w:b/>
                 <w:bCs/>
                 <w:sz w:val="21"/>
@@ -1601,14 +1601,14 @@
             <w:pPr>
               <w:spacing w:line="240" w:lineRule="auto"/>
               <w:rPr>
-                <w:rFonts w:ascii="Arial" w:hAnsi="Arial" w:cs="Arial"/>
-                <w:sz w:val="21"/>
-                <w:szCs w:val="21"/>
-              </w:rPr>
-            </w:pPr>
-            <w:r>
-              <w:rPr>
-                <w:rFonts w:ascii="Arial" w:hAnsi="Arial" w:cs="Arial"/>
+                <w:rFonts w:ascii="Arial" w:hAnsi="Arial" w:cs="Arial" w:eastAsia="Arial"/>
+                <w:sz w:val="21"/>
+                <w:szCs w:val="21"/>
+              </w:rPr>
+            </w:pPr>
+            <w:r>
+              <w:rPr>
+                <w:rFonts w:ascii="Arial" w:hAnsi="Arial" w:cs="Arial" w:eastAsia="Arial"/>
                 <w:sz w:val="21"/>
                 <w:szCs w:val="21"/>
               </w:rPr>
@@ -1617,7 +1617,7 @@
             <w:proofErr w:type="spellStart"/>
             <w:r>
               <w:rPr>
-                <w:rFonts w:ascii="Arial" w:hAnsi="Arial" w:cs="Arial"/>
+                <w:rFonts w:ascii="Arial" w:hAnsi="Arial" w:cs="Arial" w:eastAsia="Arial"/>
                 <w:sz w:val="21"/>
                 <w:szCs w:val="21"/>
               </w:rPr>
@@ -1626,7 +1626,7 @@
             <w:proofErr w:type="spellEnd"/>
             <w:r>
               <w:rPr>
-                <w:rFonts w:ascii="Arial" w:hAnsi="Arial" w:cs="Arial"/>
+                <w:rFonts w:ascii="Arial" w:hAnsi="Arial" w:cs="Arial" w:eastAsia="Arial"/>
                 <w:sz w:val="21"/>
                 <w:szCs w:val="21"/>
               </w:rPr>
@@ -1653,16 +1653,16 @@
             <w:pPr>
               <w:ind w:left="3"/>
               <w:rPr>
-                <w:rFonts w:ascii="Arial" w:hAnsi="Arial" w:cs="Arial"/>
-                <w:b/>
-                <w:bCs/>
-                <w:sz w:val="21"/>
-                <w:szCs w:val="21"/>
-              </w:rPr>
-            </w:pPr>
-            <w:r>
-              <w:rPr>
-                <w:rFonts w:ascii="Arial" w:hAnsi="Arial" w:cs="Arial"/>
+                <w:rFonts w:ascii="Arial" w:hAnsi="Arial" w:cs="Arial" w:eastAsia="Arial"/>
+                <w:b/>
+                <w:bCs/>
+                <w:sz w:val="21"/>
+                <w:szCs w:val="21"/>
+              </w:rPr>
+            </w:pPr>
+            <w:r>
+              <w:rPr>
+                <w:rFonts w:ascii="Arial" w:hAnsi="Arial" w:cs="Arial" w:eastAsia="Arial"/>
                 <w:b/>
                 <w:bCs/>
                 <w:sz w:val="21"/>
@@ -1685,14 +1685,14 @@
           <w:p>
             <w:pPr>
               <w:rPr>
-                <w:rFonts w:ascii="Arial" w:hAnsi="Arial" w:cs="Arial"/>
-                <w:sz w:val="21"/>
-                <w:szCs w:val="21"/>
-              </w:rPr>
-            </w:pPr>
-            <w:r>
-              <w:rPr>
-                <w:rFonts w:ascii="Arial" w:hAnsi="Arial" w:cs="Arial"/>
+                <w:rFonts w:ascii="Arial" w:hAnsi="Arial" w:cs="Arial" w:eastAsia="Arial"/>
+                <w:sz w:val="21"/>
+                <w:szCs w:val="21"/>
+              </w:rPr>
+            </w:pPr>
+            <w:r>
+              <w:rPr>
+                <w:rFonts w:ascii="Arial" w:hAnsi="Arial" w:cs="Arial" w:eastAsia="Arial"/>
                 <w:sz w:val="21"/>
                 <w:szCs w:val="21"/>
               </w:rPr>
@@ -1719,16 +1719,16 @@
             <w:pPr>
               <w:ind w:left="3"/>
               <w:rPr>
-                <w:rFonts w:ascii="Arial" w:hAnsi="Arial" w:cs="Arial"/>
-                <w:b/>
-                <w:bCs/>
-                <w:sz w:val="21"/>
-                <w:szCs w:val="21"/>
-              </w:rPr>
-            </w:pPr>
-            <w:r>
-              <w:rPr>
-                <w:rFonts w:ascii="Arial" w:hAnsi="Arial" w:cs="Arial"/>
+                <w:rFonts w:ascii="Arial" w:hAnsi="Arial" w:cs="Arial" w:eastAsia="Arial"/>
+                <w:b/>
+                <w:bCs/>
+                <w:sz w:val="21"/>
+                <w:szCs w:val="21"/>
+              </w:rPr>
+            </w:pPr>
+            <w:r>
+              <w:rPr>
+                <w:rFonts w:ascii="Arial" w:hAnsi="Arial" w:cs="Arial" w:eastAsia="Arial"/>
                 <w:b/>
                 <w:bCs/>
                 <w:sz w:val="21"/>
@@ -1751,14 +1751,14 @@
           <w:p>
             <w:pPr>
               <w:rPr>
-                <w:rFonts w:ascii="Arial" w:hAnsi="Arial" w:cs="Arial"/>
-                <w:sz w:val="21"/>
-                <w:szCs w:val="21"/>
-              </w:rPr>
-            </w:pPr>
-            <w:r>
-              <w:rPr>
-                <w:rFonts w:ascii="Arial" w:hAnsi="Arial" w:cs="Arial"/>
+                <w:rFonts w:ascii="Arial" w:hAnsi="Arial" w:cs="Arial" w:eastAsia="Arial"/>
+                <w:sz w:val="21"/>
+                <w:szCs w:val="21"/>
+              </w:rPr>
+            </w:pPr>
+            <w:r>
+              <w:rPr>
+                <w:rFonts w:ascii="Arial" w:hAnsi="Arial" w:cs="Arial" w:eastAsia="Arial"/>
                 <w:sz w:val="21"/>
                 <w:szCs w:val="21"/>
               </w:rPr>
@@ -1785,16 +1785,16 @@
             <w:pPr>
               <w:ind w:left="3"/>
               <w:rPr>
-                <w:rFonts w:ascii="Arial" w:hAnsi="Arial" w:cs="Arial"/>
-                <w:b/>
-                <w:bCs/>
-                <w:sz w:val="21"/>
-                <w:szCs w:val="21"/>
-              </w:rPr>
-            </w:pPr>
-            <w:r>
-              <w:rPr>
-                <w:rFonts w:ascii="Arial" w:hAnsi="Arial" w:cs="Arial"/>
+                <w:rFonts w:ascii="Arial" w:hAnsi="Arial" w:cs="Arial" w:eastAsia="Arial"/>
+                <w:b/>
+                <w:bCs/>
+                <w:sz w:val="21"/>
+                <w:szCs w:val="21"/>
+              </w:rPr>
+            </w:pPr>
+            <w:r>
+              <w:rPr>
+                <w:rFonts w:ascii="Arial" w:hAnsi="Arial" w:cs="Arial" w:eastAsia="Arial"/>
                 <w:b/>
                 <w:bCs/>
                 <w:sz w:val="21"/>
@@ -1817,7 +1817,7 @@
           <w:p>
             <w:pPr>
               <w:rPr>
-                <w:rFonts w:ascii="Arial" w:hAnsi="Arial" w:cs="Arial"/>
+                <w:rFonts w:ascii="Arial" w:hAnsi="Arial" w:cs="Arial" w:eastAsia="Arial"/>
                 <w:sz w:val="21"/>
                 <w:szCs w:val="21"/>
               </w:rPr>
@@ -1825,7 +1825,7 @@
             <w:proofErr w:type="spellStart"/>
             <w:r>
               <w:rPr>
-                <w:rFonts w:ascii="Arial" w:hAnsi="Arial" w:cs="Arial"/>
+                <w:rFonts w:ascii="Arial" w:hAnsi="Arial" w:cs="Arial" w:eastAsia="Arial"/>
                 <w:sz w:val="21"/>
                 <w:szCs w:val="21"/>
               </w:rPr>
@@ -1834,7 +1834,7 @@
             <w:proofErr w:type="spellEnd"/>
             <w:r>
               <w:rPr>
-                <w:rFonts w:ascii="Arial" w:hAnsi="Arial" w:cs="Arial"/>
+                <w:rFonts w:ascii="Arial" w:hAnsi="Arial" w:cs="Arial" w:eastAsia="Arial"/>
                 <w:sz w:val="21"/>
                 <w:szCs w:val="21"/>
               </w:rPr>
@@ -1861,16 +1861,16 @@
             <w:pPr>
               <w:ind w:left="3"/>
               <w:rPr>
-                <w:rFonts w:ascii="Arial" w:hAnsi="Arial" w:cs="Arial"/>
-                <w:b/>
-                <w:bCs/>
-                <w:sz w:val="21"/>
-                <w:szCs w:val="21"/>
-              </w:rPr>
-            </w:pPr>
-            <w:r>
-              <w:rPr>
-                <w:rFonts w:ascii="Arial" w:hAnsi="Arial" w:cs="Arial"/>
+                <w:rFonts w:ascii="Arial" w:hAnsi="Arial" w:cs="Arial" w:eastAsia="Arial"/>
+                <w:b/>
+                <w:bCs/>
+                <w:sz w:val="21"/>
+                <w:szCs w:val="21"/>
+              </w:rPr>
+            </w:pPr>
+            <w:r>
+              <w:rPr>
+                <w:rFonts w:ascii="Arial" w:hAnsi="Arial" w:cs="Arial" w:eastAsia="Arial"/>
                 <w:b/>
                 <w:bCs/>
                 <w:sz w:val="21"/>
@@ -1893,7 +1893,7 @@
           <w:p>
             <w:pPr>
               <w:rPr>
-                <w:rFonts w:ascii="Arial" w:hAnsi="Arial" w:cs="Arial"/>
+                <w:rFonts w:ascii="Arial" w:hAnsi="Arial" w:cs="Arial" w:eastAsia="Arial"/>
                 <w:sz w:val="21"/>
                 <w:szCs w:val="21"/>
               </w:rPr>
@@ -1901,7 +1901,7 @@
             <w:proofErr w:type="spellStart"/>
             <w:r>
               <w:rPr>
-                <w:rFonts w:ascii="Arial" w:hAnsi="Arial" w:cs="Arial"/>
+                <w:rFonts w:ascii="Arial" w:hAnsi="Arial" w:cs="Arial" w:eastAsia="Arial"/>
                 <w:sz w:val="21"/>
                 <w:szCs w:val="21"/>
               </w:rPr>
@@ -1910,7 +1910,7 @@
             <w:proofErr w:type="spellEnd"/>
             <w:r>
               <w:rPr>
-                <w:rFonts w:ascii="Arial" w:hAnsi="Arial" w:cs="Arial"/>
+                <w:rFonts w:ascii="Arial" w:hAnsi="Arial" w:cs="Arial" w:eastAsia="Arial"/>
                 <w:sz w:val="21"/>
                 <w:szCs w:val="21"/>
               </w:rPr>
@@ -1937,16 +1937,16 @@
             <w:pPr>
               <w:ind w:left="3"/>
               <w:rPr>
-                <w:rFonts w:ascii="Arial" w:hAnsi="Arial" w:cs="Arial"/>
-                <w:b/>
-                <w:bCs/>
-                <w:sz w:val="21"/>
-                <w:szCs w:val="21"/>
-              </w:rPr>
-            </w:pPr>
-            <w:r>
-              <w:rPr>
-                <w:rFonts w:ascii="Arial" w:hAnsi="Arial" w:cs="Arial"/>
+                <w:rFonts w:ascii="Arial" w:hAnsi="Arial" w:cs="Arial" w:eastAsia="Arial"/>
+                <w:b/>
+                <w:bCs/>
+                <w:sz w:val="21"/>
+                <w:szCs w:val="21"/>
+              </w:rPr>
+            </w:pPr>
+            <w:r>
+              <w:rPr>
+                <w:rFonts w:ascii="Arial" w:hAnsi="Arial" w:cs="Arial" w:eastAsia="Arial"/>
                 <w:b/>
                 <w:bCs/>
                 <w:sz w:val="21"/>
@@ -1969,7 +1969,7 @@
           <w:p>
             <w:pPr>
               <w:rPr>
-                <w:rFonts w:ascii="Arial" w:hAnsi="Arial" w:cs="Arial"/>
+                <w:rFonts w:ascii="Arial" w:hAnsi="Arial" w:cs="Arial" w:eastAsia="Arial"/>
                 <w:sz w:val="21"/>
                 <w:szCs w:val="21"/>
               </w:rPr>
@@ -1977,7 +1977,7 @@
             <w:proofErr w:type="spellStart"/>
             <w:r>
               <w:rPr>
-                <w:rFonts w:ascii="Arial" w:hAnsi="Arial" w:cs="Arial"/>
+                <w:rFonts w:ascii="Arial" w:hAnsi="Arial" w:cs="Arial" w:eastAsia="Arial"/>
                 <w:sz w:val="21"/>
                 <w:szCs w:val="21"/>
               </w:rPr>
@@ -1986,7 +1986,7 @@
             <w:proofErr w:type="spellEnd"/>
             <w:r>
               <w:rPr>
-                <w:rFonts w:ascii="Arial" w:hAnsi="Arial" w:cs="Arial"/>
+                <w:rFonts w:ascii="Arial" w:hAnsi="Arial" w:cs="Arial" w:eastAsia="Arial"/>
                 <w:sz w:val="21"/>
                 <w:szCs w:val="21"/>
               </w:rPr>
@@ -2013,16 +2013,16 @@
             <w:pPr>
               <w:ind w:left="3"/>
               <w:rPr>
-                <w:rFonts w:ascii="Arial" w:hAnsi="Arial" w:cs="Arial"/>
-                <w:b/>
-                <w:bCs/>
-                <w:sz w:val="21"/>
-                <w:szCs w:val="21"/>
-              </w:rPr>
-            </w:pPr>
-            <w:r>
-              <w:rPr>
-                <w:rFonts w:ascii="Arial" w:hAnsi="Arial" w:cs="Arial"/>
+                <w:rFonts w:ascii="Arial" w:hAnsi="Arial" w:cs="Arial" w:eastAsia="Arial"/>
+                <w:b/>
+                <w:bCs/>
+                <w:sz w:val="21"/>
+                <w:szCs w:val="21"/>
+              </w:rPr>
+            </w:pPr>
+            <w:r>
+              <w:rPr>
+                <w:rFonts w:ascii="Arial" w:hAnsi="Arial" w:cs="Arial" w:eastAsia="Arial"/>
                 <w:b/>
                 <w:bCs/>
                 <w:sz w:val="21"/>
@@ -2045,7 +2045,7 @@
           <w:p>
             <w:pPr>
               <w:rPr>
-                <w:rFonts w:ascii="Arial" w:hAnsi="Arial" w:cs="Arial"/>
+                <w:rFonts w:ascii="Arial" w:hAnsi="Arial" w:cs="Arial" w:eastAsia="Arial"/>
                 <w:sz w:val="21"/>
                 <w:szCs w:val="21"/>
               </w:rPr>
@@ -2053,7 +2053,7 @@
             <w:proofErr w:type="spellStart"/>
             <w:r>
               <w:rPr>
-                <w:rFonts w:ascii="Arial" w:hAnsi="Arial" w:cs="Arial"/>
+                <w:rFonts w:ascii="Arial" w:hAnsi="Arial" w:cs="Arial" w:eastAsia="Arial"/>
                 <w:sz w:val="21"/>
                 <w:szCs w:val="21"/>
               </w:rPr>
@@ -2062,7 +2062,7 @@
             <w:proofErr w:type="spellEnd"/>
             <w:r>
               <w:rPr>
-                <w:rFonts w:ascii="Arial" w:hAnsi="Arial" w:cs="Arial"/>
+                <w:rFonts w:ascii="Arial" w:hAnsi="Arial" w:cs="Arial" w:eastAsia="Arial"/>
                 <w:sz w:val="21"/>
                 <w:szCs w:val="21"/>
               </w:rPr>
@@ -2089,16 +2089,16 @@
             <w:pPr>
               <w:ind w:left="3"/>
               <w:rPr>
-                <w:rFonts w:ascii="Arial" w:hAnsi="Arial" w:cs="Arial"/>
-                <w:b/>
-                <w:bCs/>
-                <w:sz w:val="21"/>
-                <w:szCs w:val="21"/>
-              </w:rPr>
-            </w:pPr>
-            <w:r>
-              <w:rPr>
-                <w:rFonts w:ascii="Arial" w:hAnsi="Arial" w:cs="Arial"/>
+                <w:rFonts w:ascii="Arial" w:hAnsi="Arial" w:cs="Arial" w:eastAsia="Arial"/>
+                <w:b/>
+                <w:bCs/>
+                <w:sz w:val="21"/>
+                <w:szCs w:val="21"/>
+              </w:rPr>
+            </w:pPr>
+            <w:r>
+              <w:rPr>
+                <w:rFonts w:ascii="Arial" w:hAnsi="Arial" w:cs="Arial" w:eastAsia="Arial"/>
                 <w:b/>
                 <w:bCs/>
                 <w:sz w:val="21"/>
@@ -2121,7 +2121,7 @@
           <w:p>
             <w:pPr>
               <w:rPr>
-                <w:rFonts w:ascii="Arial" w:hAnsi="Arial" w:cs="Arial"/>
+                <w:rFonts w:ascii="Arial" w:hAnsi="Arial" w:cs="Arial" w:eastAsia="Arial"/>
                 <w:sz w:val="21"/>
                 <w:szCs w:val="21"/>
               </w:rPr>
@@ -2129,7 +2129,7 @@
             <w:proofErr w:type="spellStart"/>
             <w:r>
               <w:rPr>
-                <w:rFonts w:ascii="Arial" w:hAnsi="Arial" w:cs="Arial"/>
+                <w:rFonts w:ascii="Arial" w:hAnsi="Arial" w:cs="Arial" w:eastAsia="Arial"/>
                 <w:sz w:val="21"/>
                 <w:szCs w:val="21"/>
               </w:rPr>
@@ -2138,7 +2138,7 @@
             <w:proofErr w:type="spellEnd"/>
             <w:r>
               <w:rPr>
-                <w:rFonts w:ascii="Arial" w:hAnsi="Arial" w:cs="Arial"/>
+                <w:rFonts w:ascii="Arial" w:hAnsi="Arial" w:cs="Arial" w:eastAsia="Arial"/>
                 <w:sz w:val="21"/>
                 <w:szCs w:val="21"/>
               </w:rPr>
@@ -2147,7 +2147,7 @@
             <w:proofErr w:type="gramStart"/>
             <w:r>
               <w:rPr>
-                <w:rFonts w:ascii="Arial" w:hAnsi="Arial" w:cs="Arial"/>
+                <w:rFonts w:ascii="Arial" w:hAnsi="Arial" w:cs="Arial" w:eastAsia="Arial"/>
                 <w:sz w:val="21"/>
                 <w:szCs w:val="21"/>
               </w:rPr>
@@ -2156,7 +2156,7 @@
             <w:proofErr w:type="gramEnd"/>
             <w:r>
               <w:rPr>
-                <w:rFonts w:ascii="Arial" w:hAnsi="Arial" w:cs="Arial"/>
+                <w:rFonts w:ascii="Arial" w:hAnsi="Arial" w:cs="Arial" w:eastAsia="Arial"/>
                 <w:sz w:val="21"/>
                 <w:szCs w:val="21"/>
               </w:rPr>
@@ -2183,16 +2183,16 @@
             <w:pPr>
               <w:ind w:left="3"/>
               <w:rPr>
-                <w:rFonts w:ascii="Arial" w:hAnsi="Arial" w:cs="Arial"/>
-                <w:b/>
-                <w:bCs/>
-                <w:sz w:val="21"/>
-                <w:szCs w:val="21"/>
-              </w:rPr>
-            </w:pPr>
-            <w:r>
-              <w:rPr>
-                <w:rFonts w:ascii="Arial" w:hAnsi="Arial" w:cs="Arial"/>
+                <w:rFonts w:ascii="Arial" w:hAnsi="Arial" w:cs="Arial" w:eastAsia="Arial"/>
+                <w:b/>
+                <w:bCs/>
+                <w:sz w:val="21"/>
+                <w:szCs w:val="21"/>
+              </w:rPr>
+            </w:pPr>
+            <w:r>
+              <w:rPr>
+                <w:rFonts w:ascii="Arial" w:hAnsi="Arial" w:cs="Arial" w:eastAsia="Arial"/>
                 <w:b/>
                 <w:bCs/>
                 <w:sz w:val="21"/>
@@ -2215,7 +2215,7 @@
           <w:p>
             <w:pPr>
               <w:rPr>
-                <w:rFonts w:ascii="Arial" w:hAnsi="Arial" w:cs="Arial"/>
+                <w:rFonts w:ascii="Arial" w:hAnsi="Arial" w:cs="Arial" w:eastAsia="Arial"/>
                 <w:sz w:val="21"/>
                 <w:szCs w:val="21"/>
               </w:rPr>
@@ -2223,7 +2223,7 @@
             <w:proofErr w:type="spellStart"/>
             <w:r>
               <w:rPr>
-                <w:rFonts w:ascii="Arial" w:hAnsi="Arial" w:cs="Arial"/>
+                <w:rFonts w:ascii="Arial" w:hAnsi="Arial" w:cs="Arial" w:eastAsia="Arial"/>
                 <w:sz w:val="21"/>
                 <w:szCs w:val="21"/>
               </w:rPr>
@@ -2232,7 +2232,7 @@
             <w:proofErr w:type="spellEnd"/>
             <w:r>
               <w:rPr>
-                <w:rFonts w:ascii="Arial" w:hAnsi="Arial" w:cs="Arial"/>
+                <w:rFonts w:ascii="Arial" w:hAnsi="Arial" w:cs="Arial" w:eastAsia="Arial"/>
                 <w:sz w:val="21"/>
                 <w:szCs w:val="21"/>
               </w:rPr>
@@ -2259,16 +2259,16 @@
             <w:pPr>
               <w:ind w:left="3"/>
               <w:rPr>
-                <w:rFonts w:ascii="Arial" w:hAnsi="Arial" w:cs="Arial"/>
-                <w:b/>
-                <w:bCs/>
-                <w:sz w:val="21"/>
-                <w:szCs w:val="21"/>
-              </w:rPr>
-            </w:pPr>
-            <w:r>
-              <w:rPr>
-                <w:rFonts w:ascii="Arial" w:hAnsi="Arial" w:cs="Arial"/>
+                <w:rFonts w:ascii="Arial" w:hAnsi="Arial" w:cs="Arial" w:eastAsia="Arial"/>
+                <w:b/>
+                <w:bCs/>
+                <w:sz w:val="21"/>
+                <w:szCs w:val="21"/>
+              </w:rPr>
+            </w:pPr>
+            <w:r>
+              <w:rPr>
+                <w:rFonts w:ascii="Arial" w:hAnsi="Arial" w:cs="Arial" w:eastAsia="Arial"/>
                 <w:b/>
                 <w:bCs/>
                 <w:sz w:val="21"/>
@@ -2291,14 +2291,14 @@
           <w:p>
             <w:pPr>
               <w:rPr>
-                <w:rFonts w:ascii="Arial" w:hAnsi="Arial" w:cs="Arial"/>
-                <w:sz w:val="21"/>
-                <w:szCs w:val="21"/>
-              </w:rPr>
-            </w:pPr>
-            <w:r>
-              <w:rPr>
-                <w:rFonts w:ascii="Arial" w:hAnsi="Arial" w:cs="Arial"/>
+                <w:rFonts w:ascii="Arial" w:hAnsi="Arial" w:cs="Arial" w:eastAsia="Arial"/>
+                <w:sz w:val="21"/>
+                <w:szCs w:val="21"/>
+              </w:rPr>
+            </w:pPr>
+            <w:r>
+              <w:rPr>
+                <w:rFonts w:ascii="Arial" w:hAnsi="Arial" w:cs="Arial" w:eastAsia="Arial"/>
                 <w:sz w:val="21"/>
                 <w:szCs w:val="21"/>
               </w:rPr>
@@ -2325,16 +2325,16 @@
             <w:pPr>
               <w:ind w:left="3"/>
               <w:rPr>
-                <w:rFonts w:ascii="Arial" w:hAnsi="Arial" w:cs="Arial"/>
-                <w:b/>
-                <w:bCs/>
-                <w:sz w:val="21"/>
-                <w:szCs w:val="21"/>
-              </w:rPr>
-            </w:pPr>
-            <w:r>
-              <w:rPr>
-                <w:rFonts w:ascii="Arial" w:hAnsi="Arial" w:cs="Arial"/>
+                <w:rFonts w:ascii="Arial" w:hAnsi="Arial" w:cs="Arial" w:eastAsia="Arial"/>
+                <w:b/>
+                <w:bCs/>
+                <w:sz w:val="21"/>
+                <w:szCs w:val="21"/>
+              </w:rPr>
+            </w:pPr>
+            <w:r>
+              <w:rPr>
+                <w:rFonts w:ascii="Arial" w:hAnsi="Arial" w:cs="Arial" w:eastAsia="Arial"/>
                 <w:b/>
                 <w:bCs/>
                 <w:sz w:val="21"/>
@@ -2357,14 +2357,14 @@
           <w:p>
             <w:pPr>
               <w:rPr>
-                <w:rFonts w:ascii="Arial" w:hAnsi="Arial" w:cs="Arial"/>
-                <w:sz w:val="21"/>
-                <w:szCs w:val="21"/>
-              </w:rPr>
-            </w:pPr>
-            <w:r>
-              <w:rPr>
-                <w:rFonts w:ascii="Arial" w:hAnsi="Arial" w:cs="Arial"/>
+                <w:rFonts w:ascii="Arial" w:hAnsi="Arial" w:cs="Arial" w:eastAsia="Arial"/>
+                <w:sz w:val="21"/>
+                <w:szCs w:val="21"/>
+              </w:rPr>
+            </w:pPr>
+            <w:r>
+              <w:rPr>
+                <w:rFonts w:ascii="Arial" w:hAnsi="Arial" w:cs="Arial" w:eastAsia="Arial"/>
                 <w:sz w:val="21"/>
                 <w:szCs w:val="21"/>
               </w:rPr>
@@ -2391,16 +2391,16 @@
             <w:pPr>
               <w:ind w:left="3"/>
               <w:rPr>
-                <w:rFonts w:ascii="Arial" w:hAnsi="Arial" w:cs="Arial"/>
-                <w:b/>
-                <w:bCs/>
-                <w:sz w:val="21"/>
-                <w:szCs w:val="21"/>
-              </w:rPr>
-            </w:pPr>
-            <w:r>
-              <w:rPr>
-                <w:rFonts w:ascii="Arial" w:hAnsi="Arial" w:cs="Arial"/>
+                <w:rFonts w:ascii="Arial" w:hAnsi="Arial" w:cs="Arial" w:eastAsia="Arial"/>
+                <w:b/>
+                <w:bCs/>
+                <w:sz w:val="21"/>
+                <w:szCs w:val="21"/>
+              </w:rPr>
+            </w:pPr>
+            <w:r>
+              <w:rPr>
+                <w:rFonts w:ascii="Arial" w:hAnsi="Arial" w:cs="Arial" w:eastAsia="Arial"/>
                 <w:b/>
                 <w:bCs/>
                 <w:sz w:val="21"/>
@@ -2424,14 +2424,14 @@
             <w:pPr>
               <w:spacing w:line="240" w:lineRule="auto"/>
               <w:rPr>
-                <w:rFonts w:ascii="Arial" w:eastAsia="Times New Roman" w:hAnsi="Arial" w:cs="Arial"/>
-                <w:sz w:val="21"/>
-                <w:szCs w:val="21"/>
-              </w:rPr>
-            </w:pPr>
-            <w:r>
-              <w:rPr>
-                <w:rFonts w:ascii="Arial" w:hAnsi="Arial" w:cs="Arial"/>
+                <w:rFonts w:ascii="Arial" w:hAnsi="Arial" w:cs="Arial" w:eastAsia="Arial"/>
+                <w:sz w:val="21"/>
+                <w:szCs w:val="21"/>
+              </w:rPr>
+            </w:pPr>
+            <w:r>
+              <w:rPr>
+                <w:rFonts w:ascii="Arial" w:hAnsi="Arial" w:cs="Arial" w:eastAsia="Arial"/>
                 <w:sz w:val="21"/>
                 <w:szCs w:val="21"/>
               </w:rPr>
@@ -2441,7 +2441,7 @@
           <w:p>
             <w:pPr>
               <w:rPr>
-                <w:rFonts w:ascii="Arial" w:hAnsi="Arial" w:cs="Arial"/>
+                <w:rFonts w:ascii="Arial" w:hAnsi="Arial" w:cs="Arial" w:eastAsia="Arial"/>
                 <w:sz w:val="21"/>
                 <w:szCs w:val="21"/>
               </w:rPr>
@@ -2467,16 +2467,16 @@
             <w:pPr>
               <w:ind w:left="3"/>
               <w:rPr>
-                <w:rFonts w:ascii="Arial" w:hAnsi="Arial" w:cs="Arial"/>
-                <w:b/>
-                <w:bCs/>
-                <w:sz w:val="21"/>
-                <w:szCs w:val="21"/>
-              </w:rPr>
-            </w:pPr>
-            <w:r>
-              <w:rPr>
-                <w:rFonts w:ascii="Arial" w:hAnsi="Arial" w:cs="Arial"/>
+                <w:rFonts w:ascii="Arial" w:hAnsi="Arial" w:cs="Arial" w:eastAsia="Arial"/>
+                <w:b/>
+                <w:bCs/>
+                <w:sz w:val="21"/>
+                <w:szCs w:val="21"/>
+              </w:rPr>
+            </w:pPr>
+            <w:r>
+              <w:rPr>
+                <w:rFonts w:ascii="Arial" w:hAnsi="Arial" w:cs="Arial" w:eastAsia="Arial"/>
                 <w:b/>
                 <w:bCs/>
                 <w:sz w:val="21"/>
@@ -2500,14 +2500,14 @@
             <w:pPr>
               <w:spacing w:line="240" w:lineRule="auto"/>
               <w:rPr>
-                <w:rFonts w:ascii="Arial" w:hAnsi="Arial" w:cs="Arial"/>
-                <w:sz w:val="21"/>
-                <w:szCs w:val="21"/>
-              </w:rPr>
-            </w:pPr>
-            <w:r>
-              <w:rPr>
-                <w:rFonts w:ascii="Arial" w:hAnsi="Arial" w:cs="Arial"/>
+                <w:rFonts w:ascii="Arial" w:hAnsi="Arial" w:cs="Arial" w:eastAsia="Arial"/>
+                <w:sz w:val="21"/>
+                <w:szCs w:val="21"/>
+              </w:rPr>
+            </w:pPr>
+            <w:r>
+              <w:rPr>
+                <w:rFonts w:ascii="Arial" w:hAnsi="Arial" w:cs="Arial" w:eastAsia="Arial"/>
                 <w:sz w:val="21"/>
                 <w:szCs w:val="21"/>
               </w:rPr>
@@ -2534,16 +2534,16 @@
             <w:pPr>
               <w:ind w:left="3"/>
               <w:rPr>
-                <w:rFonts w:ascii="Arial" w:hAnsi="Arial" w:cs="Arial"/>
-                <w:b/>
-                <w:bCs/>
-                <w:sz w:val="21"/>
-                <w:szCs w:val="21"/>
-              </w:rPr>
-            </w:pPr>
-            <w:r>
-              <w:rPr>
-                <w:rFonts w:ascii="Arial" w:hAnsi="Arial" w:cs="Arial"/>
+                <w:rFonts w:ascii="Arial" w:hAnsi="Arial" w:cs="Arial" w:eastAsia="Arial"/>
+                <w:b/>
+                <w:bCs/>
+                <w:sz w:val="21"/>
+                <w:szCs w:val="21"/>
+              </w:rPr>
+            </w:pPr>
+            <w:r>
+              <w:rPr>
+                <w:rFonts w:ascii="Arial" w:hAnsi="Arial" w:cs="Arial" w:eastAsia="Arial"/>
                 <w:b/>
                 <w:bCs/>
                 <w:sz w:val="21"/>
@@ -2567,14 +2567,14 @@
             <w:pPr>
               <w:spacing w:line="240" w:lineRule="auto"/>
               <w:rPr>
-                <w:rFonts w:ascii="Arial" w:hAnsi="Arial" w:cs="Arial"/>
-                <w:sz w:val="21"/>
-                <w:szCs w:val="21"/>
-              </w:rPr>
-            </w:pPr>
-            <w:r>
-              <w:rPr>
-                <w:rFonts w:ascii="Arial" w:hAnsi="Arial" w:cs="Arial"/>
+                <w:rFonts w:ascii="Arial" w:hAnsi="Arial" w:cs="Arial" w:eastAsia="Arial"/>
+                <w:sz w:val="21"/>
+                <w:szCs w:val="21"/>
+              </w:rPr>
+            </w:pPr>
+            <w:r>
+              <w:rPr>
+                <w:rFonts w:ascii="Arial" w:hAnsi="Arial" w:cs="Arial" w:eastAsia="Arial"/>
                 <w:sz w:val="21"/>
                 <w:szCs w:val="21"/>
               </w:rPr>
@@ -2601,16 +2601,16 @@
             <w:pPr>
               <w:ind w:left="3"/>
               <w:rPr>
-                <w:rFonts w:ascii="Arial" w:hAnsi="Arial" w:cs="Arial"/>
-                <w:b/>
-                <w:bCs/>
-                <w:sz w:val="21"/>
-                <w:szCs w:val="21"/>
-              </w:rPr>
-            </w:pPr>
-            <w:r>
-              <w:rPr>
-                <w:rFonts w:ascii="Arial" w:hAnsi="Arial" w:cs="Arial"/>
+                <w:rFonts w:ascii="Arial" w:hAnsi="Arial" w:cs="Arial" w:eastAsia="Arial"/>
+                <w:b/>
+                <w:bCs/>
+                <w:sz w:val="21"/>
+                <w:szCs w:val="21"/>
+              </w:rPr>
+            </w:pPr>
+            <w:r>
+              <w:rPr>
+                <w:rFonts w:ascii="Arial" w:hAnsi="Arial" w:cs="Arial" w:eastAsia="Arial"/>
                 <w:b/>
                 <w:bCs/>
                 <w:sz w:val="21"/>
@@ -2634,14 +2634,14 @@
             <w:pPr>
               <w:spacing w:line="240" w:lineRule="auto"/>
               <w:rPr>
-                <w:rFonts w:ascii="Arial" w:hAnsi="Arial" w:cs="Arial"/>
-                <w:sz w:val="21"/>
-                <w:szCs w:val="21"/>
-              </w:rPr>
-            </w:pPr>
-            <w:r>
-              <w:rPr>
-                <w:rFonts w:ascii="Arial" w:hAnsi="Arial" w:cs="Arial"/>
+                <w:rFonts w:ascii="Arial" w:hAnsi="Arial" w:cs="Arial" w:eastAsia="Arial"/>
+                <w:sz w:val="21"/>
+                <w:szCs w:val="21"/>
+              </w:rPr>
+            </w:pPr>
+            <w:r>
+              <w:rPr>
+                <w:rFonts w:ascii="Arial" w:hAnsi="Arial" w:cs="Arial" w:eastAsia="Arial"/>
                 <w:sz w:val="21"/>
                 <w:szCs w:val="21"/>
               </w:rPr>
@@ -2667,10 +2667,10 @@
   <w:docDefaults>
     <w:rPrDefault>
       <w:rPr>
-        <w:rFonts w:asciiTheme="minorHAnsi" w:eastAsiaTheme="minorHAnsi" w:hAnsiTheme="minorHAnsi" w:cstheme="minorBidi"/>
+        <w:rFonts w:ascii="Arial" w:hAnsi="Arial" w:cs="Arial" w:eastAsia="Arial"/>
         <w:kern w:val="2"/>
-        <w:sz w:val="24"/>
-        <w:szCs w:val="24"/>
+        <w:sz w:val="21"/>
+        <w:szCs w:val="21"/>
         <w:lang w:val="en-IN" w:eastAsia="en-US" w:bidi="ar-SA"/>
         <w14:ligatures w14:val="standardContextual"/>
       </w:rPr>
@@ -3067,9 +3067,9 @@
       <w:spacing w:line="259" w:lineRule="auto"/>
     </w:pPr>
     <w:rPr>
-      <w:rFonts w:ascii="Calibri" w:eastAsia="Calibri" w:hAnsi="Calibri" w:cs="Calibri"/>
+      <w:rFonts w:ascii="Arial" w:hAnsi="Arial" w:cs="Arial" w:eastAsia="Arial"/>
       <w:color w:val="000000"/>
-      <w:sz w:val="22"/>
+      <w:sz w:val="21"/>
       <w:lang w:eastAsia="en-IN"/>
     </w:rPr>
   </w:style>
@@ -3088,10 +3088,10 @@
       <w:outlineLvl w:val="0"/>
     </w:pPr>
     <w:rPr>
-      <w:rFonts w:asciiTheme="majorHAnsi" w:eastAsiaTheme="majorEastAsia" w:hAnsiTheme="majorHAnsi" w:cstheme="majorBidi"/>
+      <w:rFonts w:ascii="Arial" w:hAnsi="Arial" w:cs="Arial" w:eastAsia="Arial"/>
       <w:color w:val="0F4761" w:themeColor="accent1" w:themeShade="BF"/>
-      <w:sz w:val="40"/>
-      <w:szCs w:val="40"/>
+      <w:sz w:val="21"/>
+      <w:szCs w:val="21"/>
       <w:lang w:eastAsia="en-US"/>
     </w:rPr>
   </w:style>
@@ -3112,10 +3112,10 @@
       <w:outlineLvl w:val="1"/>
     </w:pPr>
     <w:rPr>
-      <w:rFonts w:asciiTheme="majorHAnsi" w:eastAsiaTheme="majorEastAsia" w:hAnsiTheme="majorHAnsi" w:cstheme="majorBidi"/>
+      <w:rFonts w:ascii="Arial" w:hAnsi="Arial" w:cs="Arial" w:eastAsia="Arial"/>
       <w:color w:val="0F4761" w:themeColor="accent1" w:themeShade="BF"/>
-      <w:sz w:val="32"/>
-      <w:szCs w:val="32"/>
+      <w:sz w:val="21"/>
+      <w:szCs w:val="21"/>
       <w:lang w:eastAsia="en-US"/>
     </w:rPr>
   </w:style>
@@ -3136,10 +3136,10 @@
       <w:outlineLvl w:val="2"/>
     </w:pPr>
     <w:rPr>
-      <w:rFonts w:asciiTheme="minorHAnsi" w:eastAsiaTheme="majorEastAsia" w:hAnsiTheme="minorHAnsi" w:cstheme="majorBidi"/>
+      <w:rFonts w:ascii="Arial" w:hAnsi="Arial" w:cs="Arial" w:eastAsia="Arial"/>
       <w:color w:val="0F4761" w:themeColor="accent1" w:themeShade="BF"/>
-      <w:sz w:val="28"/>
-      <w:szCs w:val="28"/>
+      <w:sz w:val="21"/>
+      <w:szCs w:val="21"/>
       <w:lang w:eastAsia="en-US"/>
     </w:rPr>
   </w:style>
@@ -3160,11 +3160,11 @@
       <w:outlineLvl w:val="3"/>
     </w:pPr>
     <w:rPr>
-      <w:rFonts w:asciiTheme="minorHAnsi" w:eastAsiaTheme="majorEastAsia" w:hAnsiTheme="minorHAnsi" w:cstheme="majorBidi"/>
+      <w:rFonts w:ascii="Arial" w:hAnsi="Arial" w:cs="Arial" w:eastAsia="Arial"/>
       <w:i/>
       <w:iCs/>
       <w:color w:val="0F4761" w:themeColor="accent1" w:themeShade="BF"/>
-      <w:sz w:val="24"/>
+      <w:sz w:val="21"/>
       <w:lang w:eastAsia="en-US"/>
     </w:rPr>
   </w:style>
@@ -3185,9 +3185,9 @@
       <w:outlineLvl w:val="4"/>
     </w:pPr>
     <w:rPr>
-      <w:rFonts w:asciiTheme="minorHAnsi" w:eastAsiaTheme="majorEastAsia" w:hAnsiTheme="minorHAnsi" w:cstheme="majorBidi"/>
+      <w:rFonts w:ascii="Arial" w:hAnsi="Arial" w:cs="Arial" w:eastAsia="Arial"/>
       <w:color w:val="0F4761" w:themeColor="accent1" w:themeShade="BF"/>
-      <w:sz w:val="24"/>
+      <w:sz w:val="21"/>
       <w:lang w:eastAsia="en-US"/>
     </w:rPr>
   </w:style>
@@ -3208,11 +3208,11 @@
       <w:outlineLvl w:val="5"/>
     </w:pPr>
     <w:rPr>
-      <w:rFonts w:asciiTheme="minorHAnsi" w:eastAsiaTheme="majorEastAsia" w:hAnsiTheme="minorHAnsi" w:cstheme="majorBidi"/>
+      <w:rFonts w:ascii="Arial" w:hAnsi="Arial" w:cs="Arial" w:eastAsia="Arial"/>
       <w:i/>
       <w:iCs/>
       <w:color w:val="595959" w:themeColor="text1" w:themeTint="A6"/>
-      <w:sz w:val="24"/>
+      <w:sz w:val="21"/>
       <w:lang w:eastAsia="en-US"/>
     </w:rPr>
   </w:style>
@@ -3233,9 +3233,9 @@
       <w:outlineLvl w:val="6"/>
     </w:pPr>
     <w:rPr>
-      <w:rFonts w:asciiTheme="minorHAnsi" w:eastAsiaTheme="majorEastAsia" w:hAnsiTheme="minorHAnsi" w:cstheme="majorBidi"/>
+      <w:rFonts w:ascii="Arial" w:hAnsi="Arial" w:cs="Arial" w:eastAsia="Arial"/>
       <w:color w:val="595959" w:themeColor="text1" w:themeTint="A6"/>
-      <w:sz w:val="24"/>
+      <w:sz w:val="21"/>
       <w:lang w:eastAsia="en-US"/>
     </w:rPr>
   </w:style>
@@ -3256,11 +3256,11 @@
       <w:outlineLvl w:val="7"/>
     </w:pPr>
     <w:rPr>
-      <w:rFonts w:asciiTheme="minorHAnsi" w:eastAsiaTheme="majorEastAsia" w:hAnsiTheme="minorHAnsi" w:cstheme="majorBidi"/>
+      <w:rFonts w:ascii="Arial" w:hAnsi="Arial" w:cs="Arial" w:eastAsia="Arial"/>
       <w:i/>
       <w:iCs/>
       <w:color w:val="272727" w:themeColor="text1" w:themeTint="D8"/>
-      <w:sz w:val="24"/>
+      <w:sz w:val="21"/>
       <w:lang w:eastAsia="en-US"/>
     </w:rPr>
   </w:style>
@@ -3281,9 +3281,9 @@
       <w:outlineLvl w:val="8"/>
     </w:pPr>
     <w:rPr>
-      <w:rFonts w:asciiTheme="minorHAnsi" w:eastAsiaTheme="majorEastAsia" w:hAnsiTheme="minorHAnsi" w:cstheme="majorBidi"/>
+      <w:rFonts w:ascii="Arial" w:hAnsi="Arial" w:cs="Arial" w:eastAsia="Arial"/>
       <w:color w:val="272727" w:themeColor="text1" w:themeTint="D8"/>
-      <w:sz w:val="24"/>
+      <w:sz w:val="21"/>
       <w:lang w:eastAsia="en-US"/>
     </w:rPr>
   </w:style>
@@ -3321,10 +3321,10 @@
     <w:uiPriority w:val="9"/>
     <w:rsid w:val="00C44E90"/>
     <w:rPr>
-      <w:rFonts w:asciiTheme="majorHAnsi" w:eastAsiaTheme="majorEastAsia" w:hAnsiTheme="majorHAnsi" w:cstheme="majorBidi"/>
+      <w:rFonts w:ascii="Arial" w:hAnsi="Arial" w:cs="Arial" w:eastAsia="Arial"/>
       <w:color w:val="0F4761" w:themeColor="accent1" w:themeShade="BF"/>
-      <w:sz w:val="40"/>
-      <w:szCs w:val="40"/>
+      <w:sz w:val="21"/>
+      <w:szCs w:val="21"/>
     </w:rPr>
   </w:style>
   <w:style w:type="character" w:customStyle="1" w:styleId="Heading2Char">
@@ -3335,10 +3335,10 @@
     <w:semiHidden/>
     <w:rsid w:val="00C44E90"/>
     <w:rPr>
-      <w:rFonts w:asciiTheme="majorHAnsi" w:eastAsiaTheme="majorEastAsia" w:hAnsiTheme="majorHAnsi" w:cstheme="majorBidi"/>
+      <w:rFonts w:ascii="Arial" w:hAnsi="Arial" w:cs="Arial" w:eastAsia="Arial"/>
       <w:color w:val="0F4761" w:themeColor="accent1" w:themeShade="BF"/>
-      <w:sz w:val="32"/>
-      <w:szCs w:val="32"/>
+      <w:sz w:val="21"/>
+      <w:szCs w:val="21"/>
     </w:rPr>
   </w:style>
   <w:style w:type="character" w:customStyle="1" w:styleId="Heading3Char">
@@ -3349,10 +3349,10 @@
     <w:semiHidden/>
     <w:rsid w:val="00C44E90"/>
     <w:rPr>
-      <w:rFonts w:eastAsiaTheme="majorEastAsia" w:cstheme="majorBidi"/>
+      <w:rFonts w:ascii="Arial" w:hAnsi="Arial" w:cs="Arial" w:eastAsia="Arial"/>
       <w:color w:val="0F4761" w:themeColor="accent1" w:themeShade="BF"/>
-      <w:sz w:val="28"/>
-      <w:szCs w:val="28"/>
+      <w:sz w:val="21"/>
+      <w:szCs w:val="21"/>
     </w:rPr>
   </w:style>
   <w:style w:type="character" w:customStyle="1" w:styleId="Heading4Char">
@@ -3363,7 +3363,7 @@
     <w:semiHidden/>
     <w:rsid w:val="00C44E90"/>
     <w:rPr>
-      <w:rFonts w:eastAsiaTheme="majorEastAsia" w:cstheme="majorBidi"/>
+      <w:rFonts w:ascii="Arial" w:hAnsi="Arial" w:cs="Arial" w:eastAsia="Arial"/>
       <w:i/>
       <w:iCs/>
       <w:color w:val="0F4761" w:themeColor="accent1" w:themeShade="BF"/>
@@ -3377,7 +3377,7 @@
     <w:semiHidden/>
     <w:rsid w:val="00C44E90"/>
     <w:rPr>
-      <w:rFonts w:eastAsiaTheme="majorEastAsia" w:cstheme="majorBidi"/>
+      <w:rFonts w:ascii="Arial" w:hAnsi="Arial" w:cs="Arial" w:eastAsia="Arial"/>
       <w:color w:val="0F4761" w:themeColor="accent1" w:themeShade="BF"/>
     </w:rPr>
   </w:style>
@@ -3389,7 +3389,7 @@
     <w:semiHidden/>
     <w:rsid w:val="00C44E90"/>
     <w:rPr>
-      <w:rFonts w:eastAsiaTheme="majorEastAsia" w:cstheme="majorBidi"/>
+      <w:rFonts w:ascii="Arial" w:hAnsi="Arial" w:cs="Arial" w:eastAsia="Arial"/>
       <w:i/>
       <w:iCs/>
       <w:color w:val="595959" w:themeColor="text1" w:themeTint="A6"/>
@@ -3403,7 +3403,7 @@
     <w:semiHidden/>
     <w:rsid w:val="00C44E90"/>
     <w:rPr>
-      <w:rFonts w:eastAsiaTheme="majorEastAsia" w:cstheme="majorBidi"/>
+      <w:rFonts w:ascii="Arial" w:hAnsi="Arial" w:cs="Arial" w:eastAsia="Arial"/>
       <w:color w:val="595959" w:themeColor="text1" w:themeTint="A6"/>
     </w:rPr>
   </w:style>
@@ -3415,7 +3415,7 @@
     <w:semiHidden/>
     <w:rsid w:val="00C44E90"/>
     <w:rPr>
-      <w:rFonts w:eastAsiaTheme="majorEastAsia" w:cstheme="majorBidi"/>
+      <w:rFonts w:ascii="Arial" w:hAnsi="Arial" w:cs="Arial" w:eastAsia="Arial"/>
       <w:i/>
       <w:iCs/>
       <w:color w:val="272727" w:themeColor="text1" w:themeTint="D8"/>
@@ -3429,7 +3429,7 @@
     <w:semiHidden/>
     <w:rsid w:val="00C44E90"/>
     <w:rPr>
-      <w:rFonts w:eastAsiaTheme="majorEastAsia" w:cstheme="majorBidi"/>
+      <w:rFonts w:ascii="Arial" w:hAnsi="Arial" w:cs="Arial" w:eastAsia="Arial"/>
       <w:color w:val="272727" w:themeColor="text1" w:themeTint="D8"/>
     </w:rPr>
   </w:style>
@@ -3446,12 +3446,12 @@
       <w:contextualSpacing/>
     </w:pPr>
     <w:rPr>
-      <w:rFonts w:asciiTheme="majorHAnsi" w:eastAsiaTheme="majorEastAsia" w:hAnsiTheme="majorHAnsi" w:cstheme="majorBidi"/>
+      <w:rFonts w:ascii="Arial" w:hAnsi="Arial" w:cs="Arial" w:eastAsia="Arial"/>
       <w:color w:val="auto"/>
       <w:spacing w:val="-10"/>
       <w:kern w:val="28"/>
-      <w:sz w:val="56"/>
-      <w:szCs w:val="56"/>
+      <w:sz w:val="21"/>
+      <w:szCs w:val="21"/>
       <w:lang w:eastAsia="en-US"/>
     </w:rPr>
   </w:style>
@@ -3462,11 +3462,11 @@
     <w:uiPriority w:val="10"/>
     <w:rsid w:val="00C44E90"/>
     <w:rPr>
-      <w:rFonts w:asciiTheme="majorHAnsi" w:eastAsiaTheme="majorEastAsia" w:hAnsiTheme="majorHAnsi" w:cstheme="majorBidi"/>
+      <w:rFonts w:ascii="Arial" w:hAnsi="Arial" w:cs="Arial" w:eastAsia="Arial"/>
       <w:spacing w:val="-10"/>
       <w:kern w:val="28"/>
-      <w:sz w:val="56"/>
-      <w:szCs w:val="56"/>
+      <w:sz w:val="21"/>
+      <w:szCs w:val="21"/>
     </w:rPr>
   </w:style>
   <w:style w:type="paragraph" w:styleId="Subtitle">
@@ -3484,11 +3484,11 @@
       <w:spacing w:line="278" w:lineRule="auto"/>
     </w:pPr>
     <w:rPr>
-      <w:rFonts w:asciiTheme="minorHAnsi" w:eastAsiaTheme="majorEastAsia" w:hAnsiTheme="minorHAnsi" w:cstheme="majorBidi"/>
+      <w:rFonts w:ascii="Arial" w:hAnsi="Arial" w:cs="Arial" w:eastAsia="Arial"/>
       <w:color w:val="595959" w:themeColor="text1" w:themeTint="A6"/>
       <w:spacing w:val="15"/>
-      <w:sz w:val="28"/>
-      <w:szCs w:val="28"/>
+      <w:sz w:val="21"/>
+      <w:szCs w:val="21"/>
       <w:lang w:eastAsia="en-US"/>
     </w:rPr>
   </w:style>
@@ -3499,11 +3499,11 @@
     <w:uiPriority w:val="11"/>
     <w:rsid w:val="00C44E90"/>
     <w:rPr>
-      <w:rFonts w:eastAsiaTheme="majorEastAsia" w:cstheme="majorBidi"/>
+      <w:rFonts w:ascii="Arial" w:hAnsi="Arial" w:cs="Arial" w:eastAsia="Arial"/>
       <w:color w:val="595959" w:themeColor="text1" w:themeTint="A6"/>
       <w:spacing w:val="15"/>
-      <w:sz w:val="28"/>
-      <w:szCs w:val="28"/>
+      <w:sz w:val="21"/>
+      <w:szCs w:val="21"/>
     </w:rPr>
   </w:style>
   <w:style w:type="paragraph" w:styleId="Quote">
@@ -3519,11 +3519,11 @@
       <w:jc w:val="center"/>
     </w:pPr>
     <w:rPr>
-      <w:rFonts w:asciiTheme="minorHAnsi" w:eastAsiaTheme="minorHAnsi" w:hAnsiTheme="minorHAnsi" w:cstheme="minorBidi"/>
+      <w:rFonts w:ascii="Arial" w:hAnsi="Arial" w:cs="Arial" w:eastAsia="Arial"/>
       <w:i/>
       <w:iCs/>
       <w:color w:val="404040" w:themeColor="text1" w:themeTint="BF"/>
-      <w:sz w:val="24"/>
+      <w:sz w:val="21"/>
       <w:lang w:eastAsia="en-US"/>
     </w:rPr>
   </w:style>
@@ -3551,9 +3551,9 @@
       <w:contextualSpacing/>
     </w:pPr>
     <w:rPr>
-      <w:rFonts w:asciiTheme="minorHAnsi" w:eastAsiaTheme="minorHAnsi" w:hAnsiTheme="minorHAnsi" w:cstheme="minorBidi"/>
+      <w:rFonts w:ascii="Arial" w:hAnsi="Arial" w:cs="Arial" w:eastAsia="Arial"/>
       <w:color w:val="auto"/>
-      <w:sz w:val="24"/>
+      <w:sz w:val="21"/>
       <w:lang w:eastAsia="en-US"/>
     </w:rPr>
   </w:style>
@@ -3587,11 +3587,11 @@
       <w:jc w:val="center"/>
     </w:pPr>
     <w:rPr>
-      <w:rFonts w:asciiTheme="minorHAnsi" w:eastAsiaTheme="minorHAnsi" w:hAnsiTheme="minorHAnsi" w:cstheme="minorBidi"/>
+      <w:rFonts w:ascii="Arial" w:hAnsi="Arial" w:cs="Arial" w:eastAsia="Arial"/>
       <w:i/>
       <w:iCs/>
       <w:color w:val="0F4761" w:themeColor="accent1" w:themeShade="BF"/>
-      <w:sz w:val="24"/>
+      <w:sz w:val="21"/>
       <w:lang w:eastAsia="en-US"/>
     </w:rPr>
   </w:style>
@@ -3628,7 +3628,7 @@
       <w:spacing w:after="0" w:line="240" w:lineRule="auto"/>
     </w:pPr>
     <w:rPr>
-      <w:rFonts w:eastAsiaTheme="minorEastAsia"/>
+      <w:rFonts w:ascii="Arial" w:hAnsi="Arial" w:cs="Arial" w:eastAsia="Arial"/>
       <w:lang w:eastAsia="en-IN"/>
     </w:rPr>
     <w:tblPr>
